--- a/FD02-EPIS-Informe Vision.docx
+++ b/FD02-EPIS-Informe Vision.docx
@@ -307,7 +307,17 @@
           <w:sz w:val="32"/>
           <w:szCs w:val="32"/>
         </w:rPr>
-        <w:t>Perú 2021</w:t>
+        <w:t>Perú 202</w:t>
+      </w:r>
+      <w:r>
+        <w:rPr>
+          <w:rFonts w:ascii="Times New Roman" w:eastAsia="Arial" w:hAnsi="Times New Roman" w:cs="Times New Roman"/>
+          <w:b/>
+          <w:bCs/>
+          <w:sz w:val="32"/>
+          <w:szCs w:val="32"/>
+        </w:rPr>
+        <w:t>6</w:t>
       </w:r>
       <w:r>
         <w:rPr>
@@ -1943,6 +1953,7 @@
     <w:sdt>
       <w:sdtPr>
         <w:rPr>
+          <w:rFonts w:asciiTheme="minorHAnsi" w:eastAsiaTheme="minorHAnsi" w:hAnsiTheme="minorHAnsi" w:cstheme="minorBidi"/>
           <w:b/>
           <w:bCs/>
           <w:lang w:val="es-ES"/>
@@ -1955,7 +1966,6 @@
       </w:sdtPr>
       <w:sdtEndPr>
         <w:rPr>
-          <w:rFonts w:asciiTheme="minorHAnsi" w:eastAsiaTheme="minorHAnsi" w:hAnsiTheme="minorHAnsi" w:cstheme="minorBidi"/>
           <w:b w:val="0"/>
           <w:bCs w:val="0"/>
         </w:rPr>
@@ -4700,36 +4710,33 @@
           <w:b w:val="0"/>
           <w:bCs/>
         </w:rPr>
-        <w:t>En la actualidad, el acceso a la información electoral es fundamental para la toma de decisiones informadas por parte de los ciudadanos. Sin embargo, en el Perú, la información relacionada con los procesos electorales y los planes de gobierno suele encontrarse dispersa en múltiples fuentes, lo que dificulta su análisis</w:t>
-      </w:r>
-      <w:r>
-        <w:rPr>
-          <w:b w:val="0"/>
-          <w:bCs/>
-        </w:rPr>
-        <w:t xml:space="preserve"> </w:t>
-      </w:r>
-      <w:r>
-        <w:rPr>
-          <w:b w:val="0"/>
-          <w:bCs/>
-        </w:rPr>
-        <w:t>y comprensión.</w:t>
-      </w:r>
-      <w:r>
-        <w:rPr>
-          <w:b w:val="0"/>
-          <w:bCs/>
-        </w:rPr>
-        <w:br/>
-      </w:r>
-      <w:r>
-        <w:rPr>
-          <w:b w:val="0"/>
-          <w:bCs/>
-        </w:rPr>
-        <w:br/>
-        <w:t xml:space="preserve">En este contexto, surge la necesidad de implementar soluciones tecnológicas que permitan organizar, visualizar y analizar esta información de manera clara y accesible. El presente documento propone el desarrollo de un sistema de </w:t>
+        <w:t>En</w:t>
+      </w:r>
+      <w:bookmarkEnd w:id="2"/>
+      <w:r>
+        <w:rPr>
+          <w:b w:val="0"/>
+          <w:bCs/>
+        </w:rPr>
+        <w:t xml:space="preserve"> la actualidad, el acceso a la información política es fundamental para la toma de decisiones informadas por parte de los ciudadanos. Sin embargo, en el Perú, la información relacionada con los candidatos presidenciales y sus planes de gobierno suele encontrarse dispersa en múltiples fuentes, lo que dificulta su análisis, comparación y comprensión.</w:t>
+      </w:r>
+    </w:p>
+    <w:p>
+      <w:pPr>
+        <w:pStyle w:val="Ttulo1"/>
+        <w:ind w:left="644"/>
+        <w:jc w:val="both"/>
+        <w:rPr>
+          <w:b w:val="0"/>
+          <w:bCs/>
+        </w:rPr>
+      </w:pPr>
+      <w:r>
+        <w:rPr>
+          <w:b w:val="0"/>
+          <w:bCs/>
+        </w:rPr>
+        <w:t xml:space="preserve">En este contexto, surge la necesidad de implementar soluciones tecnológicas que permitan organizar, visualizar y analizar esta información de manera clara y accesible. El presente documento propone el desarrollo de un </w:t>
       </w:r>
       <w:proofErr w:type="spellStart"/>
       <w:r>
@@ -4745,24 +4752,26 @@
           <w:b w:val="0"/>
           <w:bCs/>
         </w:rPr>
-        <w:t xml:space="preserve"> de análisis electoral orientado a facilitar la comparación de candidatos y sus propuestas.</w:t>
-      </w:r>
-      <w:r>
-        <w:rPr>
-          <w:b w:val="0"/>
-          <w:bCs/>
-        </w:rPr>
-        <w:br/>
-      </w:r>
-      <w:r>
-        <w:rPr>
-          <w:b w:val="0"/>
-          <w:bCs/>
-        </w:rPr>
-        <w:br/>
-        <w:t>A lo largo de este documento se describen los objetivos, alcance, usuarios, características y beneficios del sistema, con el fin de establecer una visión clara del proyecto y su impacto en el análisis de datos electorales.</w:t>
-      </w:r>
-      <w:bookmarkEnd w:id="2"/>
+        <w:t xml:space="preserve"> interactivo orientado al análisis de candidatos presidenciales y la evaluación de sus planes de gobierno en el marco de las Elecciones Generales del Perú 2026.</w:t>
+      </w:r>
+    </w:p>
+    <w:p>
+      <w:pPr>
+        <w:pStyle w:val="Ttulo1"/>
+        <w:ind w:left="644"/>
+        <w:jc w:val="both"/>
+        <w:rPr>
+          <w:b w:val="0"/>
+          <w:bCs/>
+        </w:rPr>
+      </w:pPr>
+      <w:r>
+        <w:rPr>
+          <w:b w:val="0"/>
+          <w:bCs/>
+        </w:rPr>
+        <w:t>A lo largo de este documento se describen los objetivos, alcance, usuarios, características y beneficios del sistema, con el fin de establecer una visión clara del proyecto y su impacto en el análisis de información política.</w:t>
+      </w:r>
     </w:p>
     <w:p/>
     <w:p>
@@ -4774,6 +4783,7 @@
         </w:numPr>
       </w:pPr>
       <w:r>
+        <w:lastRenderedPageBreak/>
         <w:t xml:space="preserve"> </w:t>
       </w:r>
       <w:bookmarkStart w:id="3" w:name="_Toc228224700"/>
@@ -4791,13 +4801,12 @@
           <w:bCs/>
         </w:rPr>
       </w:pPr>
-      <w:bookmarkStart w:id="4" w:name="_Toc228224701"/>
-      <w:r>
-        <w:rPr>
-          <w:b w:val="0"/>
-          <w:bCs/>
-        </w:rPr>
-        <w:t xml:space="preserve">El propósito de este documento es definir una visión clara y estructurada del sistema </w:t>
+      <w:r>
+        <w:rPr>
+          <w:b w:val="0"/>
+          <w:bCs/>
+        </w:rPr>
+        <w:t>El propósito de este documento es definir una visión clara y estructurada del sistema “</w:t>
       </w:r>
       <w:proofErr w:type="spellStart"/>
       <w:r>
@@ -4813,23 +4822,22 @@
           <w:b w:val="0"/>
           <w:bCs/>
         </w:rPr>
-        <w:t xml:space="preserve"> de análisis electoral y evaluación de planes de gobierno</w:t>
-      </w:r>
-      <w:r>
-        <w:rPr>
-          <w:b w:val="0"/>
-          <w:bCs/>
-        </w:rPr>
-        <w:t xml:space="preserve"> - </w:t>
-      </w:r>
-      <w:r>
-        <w:rPr>
-          <w:b w:val="0"/>
-          <w:bCs/>
-        </w:rPr>
-        <w:t>Perú 2021, estableciendo sus objetivos, funcionalidades, alcance y beneficios esperados.</w:t>
-      </w:r>
-      <w:bookmarkEnd w:id="4"/>
+        <w:t xml:space="preserve"> de análisis de candidatos presidenciales y evaluación de planes de gobierno</w:t>
+      </w:r>
+      <w:r>
+        <w:rPr>
+          <w:b w:val="0"/>
+          <w:bCs/>
+        </w:rPr>
+        <w:t>-</w:t>
+      </w:r>
+      <w:r>
+        <w:rPr>
+          <w:b w:val="0"/>
+          <w:bCs/>
+        </w:rPr>
+        <w:t>Perú 2026”, estableciendo sus objetivos, funcionalidades, alcance y beneficios esperados.</w:t>
+      </w:r>
     </w:p>
     <w:p>
       <w:pPr>
@@ -4840,7 +4848,6 @@
           <w:bCs/>
         </w:rPr>
       </w:pPr>
-      <w:bookmarkStart w:id="5" w:name="_Toc228224702"/>
       <w:r>
         <w:rPr>
           <w:b w:val="0"/>
@@ -4848,7 +4855,6 @@
         </w:rPr>
         <w:t>Asimismo, busca servir como guía para el desarrollo del sistema, permitiendo que todos los involucrados tengan una comprensión común del proyecto y sus alcances.</w:t>
       </w:r>
-      <w:bookmarkEnd w:id="5"/>
     </w:p>
     <w:p>
       <w:pPr>
@@ -4858,14 +4864,11 @@
           <w:numId w:val="1"/>
         </w:numPr>
       </w:pPr>
-      <w:r>
-        <w:t xml:space="preserve"> </w:t>
-      </w:r>
-      <w:bookmarkStart w:id="6" w:name="_Toc228224703"/>
+      <w:bookmarkStart w:id="4" w:name="_Toc228224703"/>
       <w:r>
         <w:t>Alcance</w:t>
       </w:r>
-      <w:bookmarkEnd w:id="6"/>
+      <w:bookmarkEnd w:id="4"/>
     </w:p>
     <w:p>
       <w:pPr>
@@ -4876,7 +4879,6 @@
           <w:bCs/>
         </w:rPr>
       </w:pPr>
-      <w:bookmarkStart w:id="7" w:name="_Toc228224704"/>
       <w:r>
         <w:rPr>
           <w:b w:val="0"/>
@@ -4898,11 +4900,9 @@
           <w:b w:val="0"/>
           <w:bCs/>
         </w:rPr>
-        <w:t xml:space="preserve"> interactivo que permitirá a los usuarios visualizar resultados electorales, comparar candidatos y analizar sus propuestas de gobierno.</w:t>
-      </w:r>
-      <w:bookmarkEnd w:id="7"/>
-    </w:p>
-    <w:p/>
+        <w:t xml:space="preserve"> interactivo que permitirá a los usuarios analizar el perfil de los candidatos presidenciales y comparar sus planes de gobierno.</w:t>
+      </w:r>
+    </w:p>
     <w:p>
       <w:pPr>
         <w:pStyle w:val="Ttulo2"/>
@@ -4911,106 +4911,134 @@
           <w:bCs/>
         </w:rPr>
       </w:pPr>
-      <w:bookmarkStart w:id="8" w:name="_Toc228224705"/>
-      <w:r>
-        <w:rPr>
-          <w:b w:val="0"/>
-          <w:bCs/>
-        </w:rPr>
-        <w:lastRenderedPageBreak/>
+      <w:r>
+        <w:rPr>
+          <w:b w:val="0"/>
+          <w:bCs/>
+        </w:rPr>
         <w:t>El sistema incluirá funcionalidades como:</w:t>
       </w:r>
-      <w:bookmarkEnd w:id="8"/>
+    </w:p>
+    <w:p>
+      <w:pPr>
+        <w:pStyle w:val="Ttulo2"/>
+        <w:ind w:left="1070"/>
+        <w:rPr>
+          <w:b w:val="0"/>
+          <w:bCs/>
+        </w:rPr>
+      </w:pPr>
     </w:p>
     <w:p>
       <w:pPr>
         <w:pStyle w:val="Ttulo2"/>
         <w:numPr>
           <w:ilvl w:val="0"/>
-          <w:numId w:val="3"/>
+          <w:numId w:val="16"/>
         </w:numPr>
         <w:rPr>
           <w:b w:val="0"/>
           <w:bCs/>
         </w:rPr>
       </w:pPr>
-      <w:bookmarkStart w:id="9" w:name="_Toc228224706"/>
-      <w:r>
-        <w:rPr>
-          <w:b w:val="0"/>
-          <w:bCs/>
-        </w:rPr>
-        <w:t>Visualización de resultados electorales</w:t>
-      </w:r>
-      <w:bookmarkEnd w:id="9"/>
+      <w:r>
+        <w:rPr>
+          <w:b w:val="0"/>
+          <w:bCs/>
+        </w:rPr>
+        <w:t>Visualización del perfil de candidatos (datos personales, características socioeconómicas y trayectoria)</w:t>
+      </w:r>
     </w:p>
     <w:p>
       <w:pPr>
         <w:pStyle w:val="Ttulo2"/>
         <w:numPr>
           <w:ilvl w:val="0"/>
-          <w:numId w:val="3"/>
+          <w:numId w:val="16"/>
         </w:numPr>
         <w:rPr>
           <w:b w:val="0"/>
           <w:bCs/>
         </w:rPr>
       </w:pPr>
-      <w:bookmarkStart w:id="10" w:name="_Toc228224707"/>
-      <w:r>
-        <w:rPr>
-          <w:b w:val="0"/>
-          <w:bCs/>
-        </w:rPr>
-        <w:t>Comparación de propuestas por sector</w:t>
-      </w:r>
-      <w:bookmarkEnd w:id="10"/>
+      <w:r>
+        <w:rPr>
+          <w:b w:val="0"/>
+          <w:bCs/>
+        </w:rPr>
+        <w:t>Clasificación de propuestas por dimensiones (social, económica, institucional y territorial-ambiental)</w:t>
+      </w:r>
     </w:p>
     <w:p>
       <w:pPr>
         <w:pStyle w:val="Ttulo2"/>
         <w:numPr>
           <w:ilvl w:val="0"/>
-          <w:numId w:val="3"/>
+          <w:numId w:val="16"/>
         </w:numPr>
         <w:rPr>
           <w:b w:val="0"/>
           <w:bCs/>
         </w:rPr>
       </w:pPr>
-      <w:bookmarkStart w:id="11" w:name="_Toc228224708"/>
-      <w:r>
-        <w:rPr>
-          <w:b w:val="0"/>
-          <w:bCs/>
-        </w:rPr>
-        <w:t>Análisis de impacto y viabilidad</w:t>
-      </w:r>
-      <w:bookmarkEnd w:id="11"/>
+      <w:r>
+        <w:rPr>
+          <w:b w:val="0"/>
+          <w:bCs/>
+        </w:rPr>
+        <w:t>Comparación de propuestas por temas como salud, educación, seguridad y economía</w:t>
+      </w:r>
     </w:p>
     <w:p>
       <w:pPr>
         <w:pStyle w:val="Ttulo2"/>
         <w:numPr>
           <w:ilvl w:val="0"/>
-          <w:numId w:val="3"/>
+          <w:numId w:val="16"/>
         </w:numPr>
         <w:rPr>
           <w:b w:val="0"/>
           <w:bCs/>
         </w:rPr>
       </w:pPr>
-      <w:bookmarkStart w:id="12" w:name="_Toc228224709"/>
-      <w:r>
-        <w:rPr>
-          <w:b w:val="0"/>
-          <w:bCs/>
-        </w:rPr>
-        <w:t>Generación de reportes</w:t>
-      </w:r>
-      <w:bookmarkEnd w:id="12"/>
-    </w:p>
-    <w:p/>
+      <w:r>
+        <w:rPr>
+          <w:b w:val="0"/>
+          <w:bCs/>
+        </w:rPr>
+        <w:t>Uso de filtros dinámicos para analizar información por candidato, partido o dimensión</w:t>
+      </w:r>
+    </w:p>
+    <w:p>
+      <w:pPr>
+        <w:pStyle w:val="Ttulo2"/>
+        <w:numPr>
+          <w:ilvl w:val="0"/>
+          <w:numId w:val="16"/>
+        </w:numPr>
+        <w:rPr>
+          <w:b w:val="0"/>
+          <w:bCs/>
+        </w:rPr>
+      </w:pPr>
+      <w:r>
+        <w:rPr>
+          <w:b w:val="0"/>
+          <w:bCs/>
+        </w:rPr>
+        <w:t>Visualización de indicadores que permitan identificar prioridades y enfoques de los planes de gobierno</w:t>
+      </w:r>
+    </w:p>
+    <w:p>
+      <w:pPr>
+        <w:pStyle w:val="Ttulo2"/>
+        <w:ind w:left="1070"/>
+        <w:rPr>
+          <w:b w:val="0"/>
+          <w:bCs/>
+        </w:rPr>
+      </w:pPr>
+    </w:p>
     <w:p>
       <w:pPr>
         <w:pStyle w:val="Ttulo2"/>
@@ -5020,7 +5048,6 @@
           <w:bCs/>
         </w:rPr>
       </w:pPr>
-      <w:bookmarkStart w:id="13" w:name="_Toc228224710"/>
       <w:r>
         <w:rPr>
           <w:b w:val="0"/>
@@ -5028,7 +5055,6 @@
         </w:rPr>
         <w:t>No se contempla la integración con sistemas oficiales en tiempo real ni el uso de datos sensibles, ya que el proyecto se desarrolla en un entorno académico.</w:t>
       </w:r>
-      <w:bookmarkEnd w:id="13"/>
     </w:p>
     <w:p/>
     <w:p>
@@ -5039,11 +5065,12 @@
           <w:numId w:val="1"/>
         </w:numPr>
       </w:pPr>
-      <w:bookmarkStart w:id="14" w:name="_Toc228224711"/>
-      <w:r>
+      <w:bookmarkStart w:id="5" w:name="_Toc228224711"/>
+      <w:r>
+        <w:lastRenderedPageBreak/>
         <w:t>Definiciones, Siglas y Abreviaturas</w:t>
       </w:r>
-      <w:bookmarkEnd w:id="14"/>
+      <w:bookmarkEnd w:id="5"/>
       <w:r>
         <w:t xml:space="preserve"> </w:t>
       </w:r>
@@ -5060,7 +5087,7 @@
           <w:bCs/>
         </w:rPr>
       </w:pPr>
-      <w:bookmarkStart w:id="15" w:name="_Toc228224712"/>
+      <w:bookmarkStart w:id="6" w:name="_Toc228224712"/>
       <w:proofErr w:type="spellStart"/>
       <w:r>
         <w:rPr>
@@ -5077,7 +5104,7 @@
         </w:rPr>
         <w:t>: Herramienta visual que permite representar datos mediante gráficos e indicadores</w:t>
       </w:r>
-      <w:bookmarkEnd w:id="15"/>
+      <w:bookmarkEnd w:id="6"/>
     </w:p>
     <w:p>
       <w:pPr>
@@ -5091,7 +5118,7 @@
           <w:bCs/>
         </w:rPr>
       </w:pPr>
-      <w:bookmarkStart w:id="16" w:name="_Toc228224713"/>
+      <w:bookmarkStart w:id="7" w:name="_Toc228224713"/>
       <w:r>
         <w:rPr>
           <w:b w:val="0"/>
@@ -5124,7 +5151,7 @@
         </w:rPr>
         <w:t xml:space="preserve"> (Inteligencia de Negocios)</w:t>
       </w:r>
-      <w:bookmarkEnd w:id="16"/>
+      <w:bookmarkEnd w:id="7"/>
     </w:p>
     <w:p>
       <w:pPr>
@@ -5138,7 +5165,7 @@
           <w:bCs/>
         </w:rPr>
       </w:pPr>
-      <w:bookmarkStart w:id="17" w:name="_Toc228224714"/>
+      <w:bookmarkStart w:id="8" w:name="_Toc228224714"/>
       <w:r>
         <w:rPr>
           <w:b w:val="0"/>
@@ -5146,7 +5173,7 @@
         </w:rPr>
         <w:t>ONPE: Oficina Nacional de Procesos Electorales</w:t>
       </w:r>
-      <w:bookmarkEnd w:id="17"/>
+      <w:bookmarkEnd w:id="8"/>
     </w:p>
     <w:p>
       <w:pPr>
@@ -5160,7 +5187,7 @@
           <w:bCs/>
         </w:rPr>
       </w:pPr>
-      <w:bookmarkStart w:id="18" w:name="_Toc228224715"/>
+      <w:bookmarkStart w:id="9" w:name="_Toc228224715"/>
       <w:proofErr w:type="spellStart"/>
       <w:r>
         <w:rPr>
@@ -5177,7 +5204,7 @@
         </w:rPr>
         <w:t>: Conjunto de datos organizados para su análisis</w:t>
       </w:r>
-      <w:bookmarkEnd w:id="18"/>
+      <w:bookmarkEnd w:id="9"/>
     </w:p>
     <w:p/>
     <w:p>
@@ -5188,11 +5215,11 @@
           <w:numId w:val="1"/>
         </w:numPr>
       </w:pPr>
-      <w:bookmarkStart w:id="19" w:name="_Toc228224716"/>
+      <w:bookmarkStart w:id="10" w:name="_Toc228224716"/>
       <w:r>
         <w:t>Referencias</w:t>
       </w:r>
-      <w:bookmarkEnd w:id="19"/>
+      <w:bookmarkEnd w:id="10"/>
       <w:r>
         <w:t xml:space="preserve"> </w:t>
       </w:r>
@@ -5206,15 +5233,29 @@
           <w:bCs/>
         </w:rPr>
       </w:pPr>
-      <w:bookmarkStart w:id="20" w:name="_Toc228224717"/>
-      <w:r>
-        <w:rPr>
-          <w:b w:val="0"/>
-          <w:bCs/>
-        </w:rPr>
-        <w:t>El presente documento se basa en el informe de factibilidad desarrollado previamente, así como en información proveniente de fuentes oficiales como la ONPE y portales de datos abiertos relacionados con las Elecciones Generales del Perú 2021.</w:t>
-      </w:r>
-      <w:bookmarkEnd w:id="20"/>
+      <w:bookmarkStart w:id="11" w:name="_Toc228224717"/>
+      <w:r>
+        <w:rPr>
+          <w:b w:val="0"/>
+          <w:bCs/>
+        </w:rPr>
+        <w:t>El presente documento se basa en el informe de factibilidad desarrollado previamente, así como en información proveniente de fuentes oficiales como la ONPE y portales de datos abiertos relacionados con las Elecciones Generales del Perú 202</w:t>
+      </w:r>
+      <w:r>
+        <w:rPr>
+          <w:b w:val="0"/>
+          <w:bCs/>
+        </w:rPr>
+        <w:t>6</w:t>
+      </w:r>
+      <w:r>
+        <w:rPr>
+          <w:b w:val="0"/>
+          <w:bCs/>
+        </w:rPr>
+        <w:t>.</w:t>
+      </w:r>
+      <w:bookmarkEnd w:id="11"/>
     </w:p>
     <w:p/>
     <w:p>
@@ -5225,11 +5266,12 @@
           <w:numId w:val="1"/>
         </w:numPr>
       </w:pPr>
-      <w:bookmarkStart w:id="21" w:name="_Toc228224718"/>
-      <w:r>
+      <w:bookmarkStart w:id="12" w:name="_Toc228224718"/>
+      <w:r>
+        <w:lastRenderedPageBreak/>
         <w:t>Visión General</w:t>
       </w:r>
-      <w:bookmarkEnd w:id="21"/>
+      <w:bookmarkEnd w:id="12"/>
       <w:r>
         <w:t xml:space="preserve"> </w:t>
       </w:r>
@@ -5243,31 +5285,13 @@
           <w:bCs/>
         </w:rPr>
       </w:pPr>
-      <w:bookmarkStart w:id="22" w:name="_Toc228224719"/>
-      <w:r>
-        <w:rPr>
-          <w:b w:val="0"/>
-          <w:bCs/>
-        </w:rPr>
-        <w:t xml:space="preserve">El sistema </w:t>
-      </w:r>
-      <w:proofErr w:type="spellStart"/>
-      <w:r>
-        <w:rPr>
-          <w:b w:val="0"/>
-          <w:bCs/>
-        </w:rPr>
-        <w:t>Dashboard</w:t>
-      </w:r>
-      <w:proofErr w:type="spellEnd"/>
-      <w:r>
-        <w:rPr>
-          <w:b w:val="0"/>
-          <w:bCs/>
-        </w:rPr>
-        <w:t xml:space="preserve"> de análisis electoral es una herramienta digital orientada a mejorar el acceso y comprensión de la información electoral en el Perú.</w:t>
-      </w:r>
-      <w:bookmarkEnd w:id="22"/>
+      <w:r>
+        <w:rPr>
+          <w:b w:val="0"/>
+          <w:bCs/>
+        </w:rPr>
+        <w:t>El sistema propuesto es una herramienta digital orientada a mejorar el acceso y comprensión de la información política en el Perú.</w:t>
+      </w:r>
     </w:p>
     <w:p>
       <w:pPr>
@@ -5278,36 +5302,27 @@
           <w:bCs/>
         </w:rPr>
       </w:pPr>
-      <w:bookmarkStart w:id="23" w:name="_Toc228224720"/>
-      <w:r>
-        <w:rPr>
-          <w:b w:val="0"/>
-          <w:bCs/>
-        </w:rPr>
-        <w:t>Su finalidad es proporcionar una plataforma que permita analizar resultados, comparar candidatos y evaluar propuestas de gobierno de manera clara y visual.</w:t>
-      </w:r>
-      <w:bookmarkEnd w:id="23"/>
+      <w:r>
+        <w:rPr>
+          <w:b w:val="0"/>
+          <w:bCs/>
+        </w:rPr>
+        <w:t>Su finalidad es proporcionar una plataforma que permita analizar el perfil de los candidatos presidenciales y comparar sus planes de gobierno de manera clara, estructurada y visual.</w:t>
+      </w:r>
     </w:p>
     <w:p>
       <w:pPr>
         <w:pStyle w:val="Ttulo2"/>
         <w:ind w:left="1070" w:firstLine="0"/>
-        <w:rPr>
-          <w:b w:val="0"/>
-          <w:bCs/>
-        </w:rPr>
-      </w:pPr>
-      <w:bookmarkStart w:id="24" w:name="_Toc228224721"/>
-      <w:r>
-        <w:rPr>
-          <w:b w:val="0"/>
-          <w:bCs/>
-        </w:rPr>
-        <w:t>A través de esta solución, se busca fortalecer la transparencia, facilitar el análisis de datos y promover una toma de decisiones informada.</w:t>
-      </w:r>
-      <w:bookmarkEnd w:id="24"/>
-    </w:p>
-    <w:p/>
+      </w:pPr>
+      <w:r>
+        <w:rPr>
+          <w:b w:val="0"/>
+          <w:bCs/>
+        </w:rPr>
+        <w:t>A través de esta solución, se busca transformar información compleja en conocimiento accesible, facilitando el análisis de propuestas políticas, promoviendo la transparencia y contribuyendo a una toma de decisiones informada.</w:t>
+      </w:r>
+    </w:p>
     <w:p>
       <w:pPr>
         <w:pStyle w:val="Ttulo1"/>
@@ -5316,12 +5331,11 @@
           <w:numId w:val="1"/>
         </w:numPr>
       </w:pPr>
-      <w:bookmarkStart w:id="25" w:name="_Toc228224722"/>
-      <w:r>
-        <w:lastRenderedPageBreak/>
+      <w:bookmarkStart w:id="13" w:name="_Toc228224722"/>
+      <w:r>
         <w:t>POSICIONAMIENTO</w:t>
       </w:r>
-      <w:bookmarkEnd w:id="25"/>
+      <w:bookmarkEnd w:id="13"/>
     </w:p>
     <w:p>
       <w:pPr>
@@ -5331,11 +5345,11 @@
           <w:numId w:val="1"/>
         </w:numPr>
       </w:pPr>
-      <w:bookmarkStart w:id="26" w:name="_Toc228224723"/>
+      <w:bookmarkStart w:id="14" w:name="_Toc228224723"/>
       <w:r>
         <w:t>Oportunidad de negocio</w:t>
       </w:r>
-      <w:bookmarkEnd w:id="26"/>
+      <w:bookmarkEnd w:id="14"/>
     </w:p>
     <w:p>
       <w:pPr>
@@ -5346,24 +5360,13 @@
           <w:bCs/>
         </w:rPr>
       </w:pPr>
-      <w:bookmarkStart w:id="27" w:name="_Toc228224724"/>
-      <w:r>
-        <w:rPr>
-          <w:b w:val="0"/>
-          <w:bCs/>
-        </w:rPr>
-        <w:t>El crecimiento del uso de herramientas digitales y plataformas de análisis de datos representa una oportunidad significativa para el desarrollo de soluciones orientadas al análisis electoral. En el Perú, cada proceso electoral genera una gran cantidad de información que, si bien es pública, no siempre se presenta de forma clara, integrada y fácil de analizar.</w:t>
-      </w:r>
-      <w:bookmarkEnd w:id="27"/>
-    </w:p>
-    <w:p>
-      <w:pPr>
-        <w:pStyle w:val="Ttulo2"/>
-        <w:rPr>
-          <w:b w:val="0"/>
-          <w:bCs/>
-        </w:rPr>
-      </w:pPr>
+      <w:r>
+        <w:rPr>
+          <w:b w:val="0"/>
+          <w:bCs/>
+        </w:rPr>
+        <w:t>El crecimiento del uso de herramientas digitales y plataformas de análisis de datos representa una oportunidad significativa para el desarrollo de soluciones orientadas al análisis político. En el Perú, los planes de gobierno contienen información valiosa, pero no siempre se presentan de forma clara, integrada y fácil de comparar.</w:t>
+      </w:r>
     </w:p>
     <w:p>
       <w:pPr>
@@ -5374,7 +5377,6 @@
           <w:bCs/>
         </w:rPr>
       </w:pPr>
-      <w:bookmarkStart w:id="28" w:name="_Toc228224725"/>
       <w:r>
         <w:rPr>
           <w:b w:val="0"/>
@@ -5396,19 +5398,8 @@
           <w:b w:val="0"/>
           <w:bCs/>
         </w:rPr>
-        <w:t xml:space="preserve"> que permita centralizar, organizar y visualizar datos electorales, facilitando la comprensión de los resultados y la comparación de propuestas de los candidatos.</w:t>
-      </w:r>
-      <w:bookmarkEnd w:id="28"/>
-    </w:p>
-    <w:p>
-      <w:pPr>
-        <w:pStyle w:val="Ttulo2"/>
-        <w:ind w:left="994"/>
-        <w:rPr>
-          <w:b w:val="0"/>
-          <w:bCs/>
-        </w:rPr>
-      </w:pPr>
+        <w:t xml:space="preserve"> que permita centralizar, organizar y visualizar las propuestas de los candidatos, facilitando su análisis comparativo.</w:t>
+      </w:r>
     </w:p>
     <w:p>
       <w:pPr>
@@ -5419,7 +5410,6 @@
           <w:bCs/>
         </w:rPr>
       </w:pPr>
-      <w:bookmarkStart w:id="29" w:name="_Toc228224726"/>
       <w:r>
         <w:rPr>
           <w:b w:val="0"/>
@@ -5450,9 +5440,8 @@
           <w:b w:val="0"/>
           <w:bCs/>
         </w:rPr>
-        <w:t xml:space="preserve"> (BI), las cuales permiten transformar datos en información útil para la toma de decisiones. Esto no solo aporta valor académico, sino que también abre la posibilidad de aplicar este tipo de soluciones en ámbitos institucionales, educativos y de análisis político.</w:t>
-      </w:r>
-      <w:bookmarkEnd w:id="29"/>
+        <w:t xml:space="preserve"> (BI), que permiten transformar datos en información útil para la toma de decisiones. Esto no solo aporta valor académico, sino que también tiene potencial aplicación en ámbitos educativos, institucionales y de análisis político.</w:t>
+      </w:r>
     </w:p>
     <w:p/>
     <w:p>
@@ -5463,11 +5452,12 @@
           <w:numId w:val="1"/>
         </w:numPr>
       </w:pPr>
-      <w:bookmarkStart w:id="30" w:name="_Toc228224727"/>
-      <w:r>
+      <w:bookmarkStart w:id="15" w:name="_Toc228224727"/>
+      <w:r>
+        <w:lastRenderedPageBreak/>
         <w:t>Definición del problema</w:t>
       </w:r>
-      <w:bookmarkEnd w:id="30"/>
+      <w:bookmarkEnd w:id="15"/>
     </w:p>
     <w:p>
       <w:pPr>
@@ -5478,15 +5468,13 @@
           <w:bCs/>
         </w:rPr>
       </w:pPr>
-      <w:bookmarkStart w:id="31" w:name="_Toc228224728"/>
-      <w:r>
-        <w:rPr>
-          <w:b w:val="0"/>
-          <w:bCs/>
-        </w:rPr>
-        <w:t>Actualmente, la información electoral en el Perú se encuentra distribuida en diversas plataformas, documentos oficiales y fuentes digitales, lo que dificulta su acceso, análisis y comprensión por parte de los usuarios.</w:t>
-      </w:r>
-      <w:bookmarkEnd w:id="31"/>
+      <w:r>
+        <w:rPr>
+          <w:b w:val="0"/>
+          <w:bCs/>
+        </w:rPr>
+        <w:t>Actualmente, la información relacionada con los candidatos presidenciales y sus planes de gobierno en el Perú se encuentra distribuida en diversas fuentes, lo que dificulta su acceso, análisis y comparación.</w:t>
+      </w:r>
     </w:p>
     <w:p>
       <w:pPr>
@@ -5507,15 +5495,13 @@
           <w:bCs/>
         </w:rPr>
       </w:pPr>
-      <w:bookmarkStart w:id="32" w:name="_Toc228224729"/>
-      <w:r>
-        <w:rPr>
-          <w:b w:val="0"/>
-          <w:bCs/>
-        </w:rPr>
-        <w:t>Los planes de gobierno de los candidatos suelen ser extensos y técnicos, lo que limita su comparación directa. Asimismo, los resultados electorales se presentan de manera separada, sin integrarse con el análisis de propuestas o indicadores de impacto.</w:t>
-      </w:r>
-      <w:bookmarkEnd w:id="32"/>
+      <w:r>
+        <w:rPr>
+          <w:b w:val="0"/>
+          <w:bCs/>
+        </w:rPr>
+        <w:t>Los planes de gobierno suelen ser documentos extensos, técnicos y poco estandarizados, lo que limita su interpretación y la comparación directa entre candidatos. Además, no existe una herramienta que integre el perfil de los candidatos con el análisis estructurado de sus propuestas.</w:t>
+      </w:r>
     </w:p>
     <w:p>
       <w:pPr>
@@ -5536,33 +5522,34 @@
           <w:bCs/>
         </w:rPr>
       </w:pPr>
-      <w:bookmarkStart w:id="33" w:name="_Toc228224730"/>
-      <w:r>
-        <w:rPr>
-          <w:b w:val="0"/>
-          <w:bCs/>
-        </w:rPr>
-        <w:t>Esta situación genera una brecha en la capacidad de los ciudadanos, estudiantes y analistas para comprender el panorama electoral de manera integral, dificultando la toma de decisiones informadas.</w:t>
-      </w:r>
-      <w:bookmarkEnd w:id="33"/>
-    </w:p>
-    <w:p/>
+      <w:r>
+        <w:rPr>
+          <w:b w:val="0"/>
+          <w:bCs/>
+        </w:rPr>
+        <w:t>Esta situación genera una brecha en la capacidad de los ciudadanos, estudiantes y analistas para comprender de manera integral las prioridades, enfoques y estrategias de los partidos políticos.</w:t>
+      </w:r>
+    </w:p>
+    <w:p>
+      <w:pPr>
+        <w:pStyle w:val="Ttulo2"/>
+        <w:ind w:left="994"/>
+        <w:rPr>
+          <w:b w:val="0"/>
+          <w:bCs/>
+        </w:rPr>
+      </w:pPr>
+    </w:p>
     <w:p>
       <w:pPr>
         <w:pStyle w:val="Ttulo2"/>
         <w:ind w:left="994" w:firstLine="0"/>
-        <w:rPr>
-          <w:b w:val="0"/>
-          <w:bCs/>
-        </w:rPr>
-      </w:pPr>
-      <w:bookmarkStart w:id="34" w:name="_Toc228224731"/>
-      <w:r>
-        <w:rPr>
-          <w:b w:val="0"/>
-          <w:bCs/>
-        </w:rPr>
-        <w:lastRenderedPageBreak/>
+      </w:pPr>
+      <w:r>
+        <w:rPr>
+          <w:b w:val="0"/>
+          <w:bCs/>
+        </w:rPr>
         <w:t xml:space="preserve">Por ello, se propone el desarrollo de un </w:t>
       </w:r>
       <w:proofErr w:type="spellStart"/>
@@ -5579,11 +5566,9 @@
           <w:b w:val="0"/>
           <w:bCs/>
         </w:rPr>
-        <w:t xml:space="preserve"> de análisis electoral que permita centralizar la información, visualizar resultados y comparar propuestas de manera clara, organizada y accesible.</w:t>
-      </w:r>
-      <w:bookmarkEnd w:id="34"/>
-    </w:p>
-    <w:p/>
+        <w:t xml:space="preserve"> interactivo que permita centralizar la información, organizar las propuestas y facilitar su análisis comparativo mediante visualizaciones claras y herramientas dinámicas de exploración.</w:t>
+      </w:r>
+    </w:p>
     <w:p>
       <w:pPr>
         <w:pStyle w:val="Ttulo1"/>
@@ -5592,11 +5577,11 @@
           <w:numId w:val="1"/>
         </w:numPr>
       </w:pPr>
-      <w:bookmarkStart w:id="35" w:name="_Toc228224732"/>
+      <w:bookmarkStart w:id="16" w:name="_Toc228224732"/>
       <w:r>
         <w:t>DESCRIPCION DE LOS INTERESADOS Y USUARIOS</w:t>
       </w:r>
-      <w:bookmarkEnd w:id="35"/>
+      <w:bookmarkEnd w:id="16"/>
     </w:p>
     <w:p>
       <w:pPr>
@@ -5606,11 +5591,11 @@
           <w:numId w:val="1"/>
         </w:numPr>
       </w:pPr>
-      <w:bookmarkStart w:id="36" w:name="_Toc228224733"/>
+      <w:bookmarkStart w:id="17" w:name="_Toc228224733"/>
       <w:r>
         <w:t>Resumen de los interesados y usuarios</w:t>
       </w:r>
-      <w:bookmarkEnd w:id="36"/>
+      <w:bookmarkEnd w:id="17"/>
       <w:r>
         <w:t xml:space="preserve"> </w:t>
       </w:r>
@@ -5624,7 +5609,7 @@
           <w:bCs/>
         </w:rPr>
       </w:pPr>
-      <w:bookmarkStart w:id="37" w:name="_Toc228224734"/>
+      <w:bookmarkStart w:id="18" w:name="_Toc228224734"/>
       <w:r>
         <w:rPr>
           <w:b w:val="0"/>
@@ -5648,7 +5633,7 @@
         </w:rPr>
         <w:t xml:space="preserve"> de análisis electoral incluyen a estudiantes, docentes, analistas de datos y ciudadanos interesados en comprender los procesos electorales.</w:t>
       </w:r>
-      <w:bookmarkEnd w:id="37"/>
+      <w:bookmarkEnd w:id="18"/>
     </w:p>
     <w:p>
       <w:pPr>
@@ -5659,7 +5644,7 @@
           <w:bCs/>
         </w:rPr>
       </w:pPr>
-      <w:bookmarkStart w:id="38" w:name="_Toc228224735"/>
+      <w:bookmarkStart w:id="19" w:name="_Toc228224735"/>
       <w:r>
         <w:rPr>
           <w:b w:val="0"/>
@@ -5667,7 +5652,7 @@
         </w:rPr>
         <w:t>Asimismo, el equipo desarrollador constituye un interesado clave, ya que es responsable de la implementación, mantenimiento y mejora del sistema. Las instituciones educativas también se consideran interesadas, debido a que pueden utilizar el sistema como herramienta de aprendizaje en cursos relacionados con análisis de datos y ciencias sociales.</w:t>
       </w:r>
-      <w:bookmarkEnd w:id="38"/>
+      <w:bookmarkEnd w:id="19"/>
     </w:p>
     <w:p/>
     <w:p>
@@ -5678,11 +5663,12 @@
           <w:numId w:val="1"/>
         </w:numPr>
       </w:pPr>
-      <w:bookmarkStart w:id="39" w:name="_Toc228224736"/>
-      <w:r>
+      <w:bookmarkStart w:id="20" w:name="_Toc228224736"/>
+      <w:r>
+        <w:lastRenderedPageBreak/>
         <w:t>Resumen de los usuarios</w:t>
       </w:r>
-      <w:bookmarkEnd w:id="39"/>
+      <w:bookmarkEnd w:id="20"/>
     </w:p>
     <w:p>
       <w:pPr>
@@ -5693,7 +5679,7 @@
           <w:bCs/>
         </w:rPr>
       </w:pPr>
-      <w:bookmarkStart w:id="40" w:name="_Toc228224737"/>
+      <w:bookmarkStart w:id="21" w:name="_Toc228224737"/>
       <w:r>
         <w:rPr>
           <w:b w:val="0"/>
@@ -5701,7 +5687,7 @@
         </w:rPr>
         <w:t>Los usuarios del sistema están conformados principalmente por estudiantes, ciudadanos y analistas que desean visualizar información electoral de manera clara y estructurada.</w:t>
       </w:r>
-      <w:bookmarkEnd w:id="40"/>
+      <w:bookmarkEnd w:id="21"/>
     </w:p>
     <w:p>
       <w:pPr>
@@ -5712,7 +5698,7 @@
           <w:bCs/>
         </w:rPr>
       </w:pPr>
-      <w:bookmarkStart w:id="41" w:name="_Toc228224738"/>
+      <w:bookmarkStart w:id="22" w:name="_Toc228224738"/>
       <w:r>
         <w:rPr>
           <w:b w:val="0"/>
@@ -5736,7 +5722,7 @@
         </w:rPr>
         <w:t>.</w:t>
       </w:r>
-      <w:bookmarkEnd w:id="41"/>
+      <w:bookmarkEnd w:id="22"/>
     </w:p>
     <w:p/>
     <w:p>
@@ -5747,11 +5733,11 @@
           <w:numId w:val="1"/>
         </w:numPr>
       </w:pPr>
-      <w:bookmarkStart w:id="42" w:name="_Toc228224739"/>
+      <w:bookmarkStart w:id="23" w:name="_Toc228224739"/>
       <w:r>
         <w:t>Entorno de los Usuarios</w:t>
       </w:r>
-      <w:bookmarkEnd w:id="42"/>
+      <w:bookmarkEnd w:id="23"/>
       <w:r>
         <w:t xml:space="preserve"> </w:t>
       </w:r>
@@ -5765,7 +5751,7 @@
           <w:bCs/>
         </w:rPr>
       </w:pPr>
-      <w:bookmarkStart w:id="43" w:name="_Toc228224740"/>
+      <w:bookmarkStart w:id="24" w:name="_Toc228224740"/>
       <w:r>
         <w:rPr>
           <w:b w:val="0"/>
@@ -5773,7 +5759,7 @@
         </w:rPr>
         <w:t>El sistema será utilizado en un entorno web, accesible desde computadoras personales o dispositivos móviles con conexión a internet.</w:t>
       </w:r>
-      <w:bookmarkEnd w:id="43"/>
+      <w:bookmarkEnd w:id="24"/>
     </w:p>
     <w:p>
       <w:pPr>
@@ -5784,7 +5770,7 @@
           <w:bCs/>
         </w:rPr>
       </w:pPr>
-      <w:bookmarkStart w:id="44" w:name="_Toc228224741"/>
+      <w:bookmarkStart w:id="25" w:name="_Toc228224741"/>
       <w:r>
         <w:rPr>
           <w:b w:val="0"/>
@@ -5808,7 +5794,7 @@
         </w:rPr>
         <w:t xml:space="preserve"> contará con una interfaz amigable e intuitiva, permitiendo a los usuarios interactuar con gráficos, filtros y reportes sin necesidad de conocimientos técnicos avanzados. Esto facilita su uso tanto en contextos académicos como personales.</w:t>
       </w:r>
-      <w:bookmarkEnd w:id="44"/>
+      <w:bookmarkEnd w:id="25"/>
     </w:p>
     <w:p/>
     <w:p>
@@ -5819,12 +5805,11 @@
           <w:numId w:val="1"/>
         </w:numPr>
       </w:pPr>
-      <w:bookmarkStart w:id="45" w:name="_Toc228224742"/>
-      <w:r>
-        <w:lastRenderedPageBreak/>
+      <w:bookmarkStart w:id="26" w:name="_Toc228224742"/>
+      <w:r>
         <w:t>Perfiles de los Interesados</w:t>
       </w:r>
-      <w:bookmarkEnd w:id="45"/>
+      <w:bookmarkEnd w:id="26"/>
     </w:p>
     <w:p>
       <w:pPr>
@@ -5835,7 +5820,7 @@
           <w:bCs/>
         </w:rPr>
       </w:pPr>
-      <w:bookmarkStart w:id="46" w:name="_Toc228224743"/>
+      <w:bookmarkStart w:id="27" w:name="_Toc228224743"/>
       <w:r>
         <w:rPr>
           <w:b w:val="0"/>
@@ -5859,7 +5844,7 @@
         </w:rPr>
         <w:t>, y a las instituciones educativas, que pueden utilizar el sistema como herramienta de apoyo académico.</w:t>
       </w:r>
-      <w:bookmarkEnd w:id="46"/>
+      <w:bookmarkEnd w:id="27"/>
     </w:p>
     <w:p>
       <w:pPr>
@@ -5870,7 +5855,7 @@
           <w:bCs/>
         </w:rPr>
       </w:pPr>
-      <w:bookmarkStart w:id="47" w:name="_Toc228224744"/>
+      <w:bookmarkStart w:id="28" w:name="_Toc228224744"/>
       <w:r>
         <w:rPr>
           <w:b w:val="0"/>
@@ -5878,7 +5863,7 @@
         </w:rPr>
         <w:t>Asimismo, se consideran interesados los analistas de datos y docentes, quienes buscan herramientas que faciliten la interpretación de información electoral y la enseñanza de conceptos relacionados con análisis de datos.</w:t>
       </w:r>
-      <w:bookmarkEnd w:id="47"/>
+      <w:bookmarkEnd w:id="28"/>
     </w:p>
     <w:p/>
     <w:p>
@@ -5889,11 +5874,12 @@
           <w:numId w:val="1"/>
         </w:numPr>
       </w:pPr>
-      <w:bookmarkStart w:id="48" w:name="_Toc228224745"/>
-      <w:r>
+      <w:bookmarkStart w:id="29" w:name="_Toc228224745"/>
+      <w:r>
+        <w:lastRenderedPageBreak/>
         <w:t>Perfiles de los Usuarios</w:t>
       </w:r>
-      <w:bookmarkEnd w:id="48"/>
+      <w:bookmarkEnd w:id="29"/>
       <w:r>
         <w:t xml:space="preserve">   </w:t>
       </w:r>
@@ -5906,7 +5892,7 @@
           <w:bCs/>
         </w:rPr>
       </w:pPr>
-      <w:bookmarkStart w:id="49" w:name="_Toc228224746"/>
+      <w:bookmarkStart w:id="30" w:name="_Toc228224746"/>
       <w:r>
         <w:rPr>
           <w:b w:val="0"/>
@@ -5914,7 +5900,7 @@
         </w:rPr>
         <w:t>Los usuarios del sistema se dividen en dos grupos principales:</w:t>
       </w:r>
-      <w:bookmarkEnd w:id="49"/>
+      <w:bookmarkEnd w:id="30"/>
     </w:p>
     <w:p>
       <w:pPr>
@@ -5938,7 +5924,7 @@
           <w:bCs/>
         </w:rPr>
       </w:pPr>
-      <w:bookmarkStart w:id="50" w:name="_Toc228224747"/>
+      <w:bookmarkStart w:id="31" w:name="_Toc228224747"/>
       <w:r>
         <w:rPr>
           <w:b w:val="0"/>
@@ -5946,7 +5932,7 @@
         </w:rPr>
         <w:t>Usuarios generales: ciudadanos y estudiantes interesados en analizar resultados electorales y comparar propuestas de candidatos.</w:t>
       </w:r>
-      <w:bookmarkEnd w:id="50"/>
+      <w:bookmarkEnd w:id="31"/>
     </w:p>
     <w:p>
       <w:pPr>
@@ -5960,7 +5946,7 @@
           <w:bCs/>
         </w:rPr>
       </w:pPr>
-      <w:bookmarkStart w:id="51" w:name="_Toc228224748"/>
+      <w:bookmarkStart w:id="32" w:name="_Toc228224748"/>
       <w:r>
         <w:rPr>
           <w:b w:val="0"/>
@@ -5968,7 +5954,7 @@
         </w:rPr>
         <w:t>Usuarios técnicos: desarrolladores y analistas de datos que gestionan la información, actualizan el sistema y mejoran las visualizaciones.</w:t>
       </w:r>
-      <w:bookmarkEnd w:id="51"/>
+      <w:bookmarkEnd w:id="32"/>
     </w:p>
     <w:p>
       <w:pPr>
@@ -5989,7 +5975,7 @@
           <w:bCs/>
         </w:rPr>
       </w:pPr>
-      <w:bookmarkStart w:id="52" w:name="_Toc228224749"/>
+      <w:bookmarkStart w:id="33" w:name="_Toc228224749"/>
       <w:r>
         <w:rPr>
           <w:b w:val="0"/>
@@ -5997,7 +5983,7 @@
         </w:rPr>
         <w:t>Cada grupo tiene diferentes niveles de conocimiento técnico, por lo que el sistema debe ser accesible y fácil de usar.</w:t>
       </w:r>
-      <w:bookmarkEnd w:id="52"/>
+      <w:bookmarkEnd w:id="33"/>
     </w:p>
     <w:p/>
     <w:p>
@@ -6008,11 +5994,11 @@
           <w:numId w:val="1"/>
         </w:numPr>
       </w:pPr>
-      <w:bookmarkStart w:id="53" w:name="_Toc228224750"/>
+      <w:bookmarkStart w:id="34" w:name="_Toc228224750"/>
       <w:r>
         <w:t>Necesidades de los interesados y usuarios</w:t>
       </w:r>
-      <w:bookmarkEnd w:id="53"/>
+      <w:bookmarkEnd w:id="34"/>
       <w:r>
         <w:t xml:space="preserve"> </w:t>
       </w:r>
@@ -6026,7 +6012,7 @@
           <w:bCs/>
         </w:rPr>
       </w:pPr>
-      <w:bookmarkStart w:id="54" w:name="_Toc228224751"/>
+      <w:bookmarkStart w:id="35" w:name="_Toc228224751"/>
       <w:r>
         <w:rPr>
           <w:b w:val="0"/>
@@ -6034,7 +6020,7 @@
         </w:rPr>
         <w:t>Las principales necesidades identificadas son:</w:t>
       </w:r>
-      <w:bookmarkEnd w:id="54"/>
+      <w:bookmarkEnd w:id="35"/>
     </w:p>
     <w:p/>
     <w:p>
@@ -6049,7 +6035,7 @@
           <w:bCs/>
         </w:rPr>
       </w:pPr>
-      <w:bookmarkStart w:id="55" w:name="_Toc228224752"/>
+      <w:bookmarkStart w:id="36" w:name="_Toc228224752"/>
       <w:r>
         <w:rPr>
           <w:b w:val="0"/>
@@ -6057,7 +6043,7 @@
         </w:rPr>
         <w:t>Acceso a información electoral organizada y confiable</w:t>
       </w:r>
-      <w:bookmarkEnd w:id="55"/>
+      <w:bookmarkEnd w:id="36"/>
       <w:r>
         <w:rPr>
           <w:b w:val="0"/>
@@ -6078,7 +6064,7 @@
           <w:bCs/>
         </w:rPr>
       </w:pPr>
-      <w:bookmarkStart w:id="56" w:name="_Toc228224753"/>
+      <w:bookmarkStart w:id="37" w:name="_Toc228224753"/>
       <w:r>
         <w:rPr>
           <w:b w:val="0"/>
@@ -6086,7 +6072,7 @@
         </w:rPr>
         <w:t>Visualización clara de resultados y propuestas</w:t>
       </w:r>
-      <w:bookmarkEnd w:id="56"/>
+      <w:bookmarkEnd w:id="37"/>
       <w:r>
         <w:rPr>
           <w:b w:val="0"/>
@@ -6107,7 +6093,7 @@
           <w:bCs/>
         </w:rPr>
       </w:pPr>
-      <w:bookmarkStart w:id="57" w:name="_Toc228224754"/>
+      <w:bookmarkStart w:id="38" w:name="_Toc228224754"/>
       <w:r>
         <w:rPr>
           <w:b w:val="0"/>
@@ -6115,7 +6101,7 @@
         </w:rPr>
         <w:t>Comparación de candidatos por sectores (salud, educación, economía, etc.)</w:t>
       </w:r>
-      <w:bookmarkEnd w:id="57"/>
+      <w:bookmarkEnd w:id="38"/>
       <w:r>
         <w:rPr>
           <w:b w:val="0"/>
@@ -6136,7 +6122,7 @@
           <w:bCs/>
         </w:rPr>
       </w:pPr>
-      <w:bookmarkStart w:id="58" w:name="_Toc228224755"/>
+      <w:bookmarkStart w:id="39" w:name="_Toc228224755"/>
       <w:r>
         <w:rPr>
           <w:b w:val="0"/>
@@ -6144,7 +6130,7 @@
         </w:rPr>
         <w:t>Herramientas interactivas para análisis de datos</w:t>
       </w:r>
-      <w:bookmarkEnd w:id="58"/>
+      <w:bookmarkEnd w:id="39"/>
       <w:r>
         <w:rPr>
           <w:b w:val="0"/>
@@ -6165,7 +6151,7 @@
           <w:bCs/>
         </w:rPr>
       </w:pPr>
-      <w:bookmarkStart w:id="59" w:name="_Toc228224756"/>
+      <w:bookmarkStart w:id="40" w:name="_Toc228224756"/>
       <w:r>
         <w:rPr>
           <w:b w:val="0"/>
@@ -6173,7 +6159,7 @@
         </w:rPr>
         <w:t>Facilidad de uso sin requerir conocimientos técnicos avanzados</w:t>
       </w:r>
-      <w:bookmarkEnd w:id="59"/>
+      <w:bookmarkEnd w:id="40"/>
       <w:r>
         <w:rPr>
           <w:b w:val="0"/>
@@ -6194,7 +6180,7 @@
           <w:bCs/>
         </w:rPr>
       </w:pPr>
-      <w:bookmarkStart w:id="60" w:name="_Toc228224757"/>
+      <w:bookmarkStart w:id="41" w:name="_Toc228224757"/>
       <w:r>
         <w:rPr>
           <w:b w:val="0"/>
@@ -6202,7 +6188,7 @@
         </w:rPr>
         <w:t>Acceso desde cualquier dispositivo con conexión a internet</w:t>
       </w:r>
-      <w:bookmarkEnd w:id="60"/>
+      <w:bookmarkEnd w:id="41"/>
       <w:r>
         <w:rPr>
           <w:b w:val="0"/>
@@ -6231,13 +6217,12 @@
           <w:bCs/>
         </w:rPr>
       </w:pPr>
-      <w:bookmarkStart w:id="61" w:name="_Toc228224758"/>
-      <w:r>
-        <w:rPr>
-          <w:b w:val="0"/>
-          <w:bCs/>
-        </w:rPr>
-        <w:lastRenderedPageBreak/>
+      <w:bookmarkStart w:id="42" w:name="_Toc228224758"/>
+      <w:r>
+        <w:rPr>
+          <w:b w:val="0"/>
+          <w:bCs/>
+        </w:rPr>
         <w:t xml:space="preserve">Estas necesidades justifican el desarrollo del </w:t>
       </w:r>
       <w:proofErr w:type="spellStart"/>
@@ -6256,7 +6241,7 @@
         </w:rPr>
         <w:t xml:space="preserve"> como una solución que facilita el análisis y comprensión de la información electoral.</w:t>
       </w:r>
-      <w:bookmarkEnd w:id="61"/>
+      <w:bookmarkEnd w:id="42"/>
     </w:p>
     <w:p/>
     <w:p>
@@ -6267,11 +6252,12 @@
           <w:numId w:val="1"/>
         </w:numPr>
       </w:pPr>
-      <w:bookmarkStart w:id="62" w:name="_Toc228224759"/>
-      <w:r>
+      <w:bookmarkStart w:id="43" w:name="_Toc228224759"/>
+      <w:r>
+        <w:lastRenderedPageBreak/>
         <w:t>VISTA GENERAL DEL PRODUCTO</w:t>
       </w:r>
-      <w:bookmarkEnd w:id="62"/>
+      <w:bookmarkEnd w:id="43"/>
     </w:p>
     <w:p>
       <w:pPr>
@@ -6281,11 +6267,11 @@
           <w:numId w:val="1"/>
         </w:numPr>
       </w:pPr>
-      <w:bookmarkStart w:id="63" w:name="_Toc228224760"/>
+      <w:bookmarkStart w:id="44" w:name="_Toc228224760"/>
       <w:r>
         <w:t>Perspectiva del producto</w:t>
       </w:r>
-      <w:bookmarkEnd w:id="63"/>
+      <w:bookmarkEnd w:id="44"/>
       <w:r>
         <w:t xml:space="preserve"> </w:t>
       </w:r>
@@ -6302,7 +6288,7 @@
           <w:bCs/>
         </w:rPr>
       </w:pPr>
-      <w:bookmarkStart w:id="64" w:name="_Toc228224761"/>
+      <w:bookmarkStart w:id="45" w:name="_Toc228224761"/>
       <w:r>
         <w:rPr>
           <w:b w:val="0"/>
@@ -6326,7 +6312,7 @@
         </w:rPr>
         <w:t xml:space="preserve"> de análisis electoral se presenta como una solución tecnológica orientada a la visualización y análisis de datos electorales del Perú.</w:t>
       </w:r>
-      <w:bookmarkEnd w:id="64"/>
+      <w:bookmarkEnd w:id="45"/>
     </w:p>
     <w:p>
       <w:pPr>
@@ -6337,7 +6323,7 @@
           <w:bCs/>
         </w:rPr>
       </w:pPr>
-      <w:bookmarkStart w:id="65" w:name="_Toc228224762"/>
+      <w:bookmarkStart w:id="46" w:name="_Toc228224762"/>
       <w:r>
         <w:rPr>
           <w:b w:val="0"/>
@@ -6345,7 +6331,7 @@
         </w:rPr>
         <w:t>El producto no reemplaza sistemas existentes, sino que complementa la información disponible en fuentes oficiales, integrándola en un entorno visual interactivo que facilita su comprensión.</w:t>
       </w:r>
-      <w:bookmarkEnd w:id="65"/>
+      <w:bookmarkEnd w:id="46"/>
     </w:p>
     <w:p>
       <w:pPr>
@@ -6356,7 +6342,7 @@
           <w:bCs/>
         </w:rPr>
       </w:pPr>
-      <w:bookmarkStart w:id="66" w:name="_Toc228224763"/>
+      <w:bookmarkStart w:id="47" w:name="_Toc228224763"/>
       <w:r>
         <w:rPr>
           <w:b w:val="0"/>
@@ -6364,7 +6350,7 @@
         </w:rPr>
         <w:t>El sistema permitirá centralizar datos electorales y planes de gobierno, transformándolos en gráficos, indicadores y reportes que apoyan el análisis y la toma de decisiones.</w:t>
       </w:r>
-      <w:bookmarkEnd w:id="66"/>
+      <w:bookmarkEnd w:id="47"/>
     </w:p>
     <w:p/>
     <w:p>
@@ -6375,11 +6361,11 @@
           <w:numId w:val="1"/>
         </w:numPr>
       </w:pPr>
-      <w:bookmarkStart w:id="67" w:name="_Toc228224764"/>
+      <w:bookmarkStart w:id="48" w:name="_Toc228224764"/>
       <w:r>
         <w:t>Resumen de capacidades</w:t>
       </w:r>
-      <w:bookmarkEnd w:id="67"/>
+      <w:bookmarkEnd w:id="48"/>
       <w:r>
         <w:t xml:space="preserve"> </w:t>
       </w:r>
@@ -6392,7 +6378,7 @@
           <w:bCs/>
         </w:rPr>
       </w:pPr>
-      <w:bookmarkStart w:id="68" w:name="_Toc228224765"/>
+      <w:bookmarkStart w:id="49" w:name="_Toc228224765"/>
       <w:r>
         <w:rPr>
           <w:b w:val="0"/>
@@ -6400,7 +6386,7 @@
         </w:rPr>
         <w:t>El sistema contará con las siguientes capacidades principales:</w:t>
       </w:r>
-      <w:bookmarkEnd w:id="68"/>
+      <w:bookmarkEnd w:id="49"/>
     </w:p>
     <w:p>
       <w:pPr>
@@ -6425,7 +6411,7 @@
           <w:bCs/>
         </w:rPr>
       </w:pPr>
-      <w:bookmarkStart w:id="69" w:name="_Toc228224766"/>
+      <w:bookmarkStart w:id="50" w:name="_Toc228224766"/>
       <w:r>
         <w:rPr>
           <w:b w:val="0"/>
@@ -6433,7 +6419,7 @@
         </w:rPr>
         <w:t>Visualización de resultados electorales mediante gráficos dinámicos</w:t>
       </w:r>
-      <w:bookmarkEnd w:id="69"/>
+      <w:bookmarkEnd w:id="50"/>
       <w:r>
         <w:rPr>
           <w:b w:val="0"/>
@@ -6455,7 +6441,7 @@
           <w:bCs/>
         </w:rPr>
       </w:pPr>
-      <w:bookmarkStart w:id="70" w:name="_Toc228224767"/>
+      <w:bookmarkStart w:id="51" w:name="_Toc228224767"/>
       <w:r>
         <w:rPr>
           <w:b w:val="0"/>
@@ -6463,7 +6449,7 @@
         </w:rPr>
         <w:t>Comparación de candidatos y sus propuestas de gobierno</w:t>
       </w:r>
-      <w:bookmarkEnd w:id="70"/>
+      <w:bookmarkEnd w:id="51"/>
       <w:r>
         <w:rPr>
           <w:b w:val="0"/>
@@ -6485,7 +6471,7 @@
           <w:bCs/>
         </w:rPr>
       </w:pPr>
-      <w:bookmarkStart w:id="71" w:name="_Toc228224768"/>
+      <w:bookmarkStart w:id="52" w:name="_Toc228224768"/>
       <w:r>
         <w:rPr>
           <w:b w:val="0"/>
@@ -6493,7 +6479,7 @@
         </w:rPr>
         <w:t>Clasificación de propuestas por sectores (educación, salud, economía, etc.)</w:t>
       </w:r>
-      <w:bookmarkEnd w:id="71"/>
+      <w:bookmarkEnd w:id="52"/>
       <w:r>
         <w:rPr>
           <w:b w:val="0"/>
@@ -6515,7 +6501,7 @@
           <w:bCs/>
         </w:rPr>
       </w:pPr>
-      <w:bookmarkStart w:id="72" w:name="_Toc228224769"/>
+      <w:bookmarkStart w:id="53" w:name="_Toc228224769"/>
       <w:r>
         <w:rPr>
           <w:b w:val="0"/>
@@ -6523,7 +6509,7 @@
         </w:rPr>
         <w:t>Análisis de impacto y viabilidad de propuestas</w:t>
       </w:r>
-      <w:bookmarkEnd w:id="72"/>
+      <w:bookmarkEnd w:id="53"/>
       <w:r>
         <w:rPr>
           <w:b w:val="0"/>
@@ -6545,7 +6531,7 @@
           <w:bCs/>
         </w:rPr>
       </w:pPr>
-      <w:bookmarkStart w:id="73" w:name="_Toc228224770"/>
+      <w:bookmarkStart w:id="54" w:name="_Toc228224770"/>
       <w:r>
         <w:rPr>
           <w:b w:val="0"/>
@@ -6553,7 +6539,7 @@
         </w:rPr>
         <w:t>Generación de reportes visuales</w:t>
       </w:r>
-      <w:bookmarkEnd w:id="73"/>
+      <w:bookmarkEnd w:id="54"/>
       <w:r>
         <w:rPr>
           <w:b w:val="0"/>
@@ -6575,7 +6561,7 @@
           <w:bCs/>
         </w:rPr>
       </w:pPr>
-      <w:bookmarkStart w:id="74" w:name="_Toc228224771"/>
+      <w:bookmarkStart w:id="55" w:name="_Toc228224771"/>
       <w:r>
         <w:rPr>
           <w:b w:val="0"/>
@@ -6583,7 +6569,7 @@
         </w:rPr>
         <w:t>Interacción mediante filtros y segmentación de datos</w:t>
       </w:r>
-      <w:bookmarkEnd w:id="74"/>
+      <w:bookmarkEnd w:id="55"/>
       <w:r>
         <w:rPr>
           <w:b w:val="0"/>
@@ -6611,7 +6597,7 @@
           <w:bCs/>
         </w:rPr>
       </w:pPr>
-      <w:bookmarkStart w:id="75" w:name="_Toc228224772"/>
+      <w:bookmarkStart w:id="56" w:name="_Toc228224772"/>
       <w:r>
         <w:rPr>
           <w:b w:val="0"/>
@@ -6619,7 +6605,7 @@
         </w:rPr>
         <w:t>Estas capacidades permitirán transformar datos complejos en información clara y útil para el usuario.</w:t>
       </w:r>
-      <w:bookmarkEnd w:id="75"/>
+      <w:bookmarkEnd w:id="56"/>
     </w:p>
     <w:p/>
     <w:p>
@@ -6630,12 +6616,11 @@
           <w:numId w:val="1"/>
         </w:numPr>
       </w:pPr>
-      <w:bookmarkStart w:id="76" w:name="_Toc228224773"/>
-      <w:r>
-        <w:lastRenderedPageBreak/>
+      <w:bookmarkStart w:id="57" w:name="_Toc228224773"/>
+      <w:r>
         <w:t>Suposiciones y dependencias</w:t>
       </w:r>
-      <w:bookmarkEnd w:id="76"/>
+      <w:bookmarkEnd w:id="57"/>
     </w:p>
     <w:p>
       <w:pPr>
@@ -6646,7 +6631,7 @@
           <w:bCs/>
         </w:rPr>
       </w:pPr>
-      <w:bookmarkStart w:id="77" w:name="_Toc228224774"/>
+      <w:bookmarkStart w:id="58" w:name="_Toc228224774"/>
       <w:r>
         <w:rPr>
           <w:b w:val="0"/>
@@ -6670,7 +6655,7 @@
         </w:rPr>
         <w:t>.</w:t>
       </w:r>
-      <w:bookmarkEnd w:id="77"/>
+      <w:bookmarkEnd w:id="58"/>
     </w:p>
     <w:p>
       <w:pPr>
@@ -6681,7 +6666,7 @@
           <w:bCs/>
         </w:rPr>
       </w:pPr>
-      <w:bookmarkStart w:id="78" w:name="_Toc228224775"/>
+      <w:bookmarkStart w:id="59" w:name="_Toc228224775"/>
       <w:r>
         <w:rPr>
           <w:b w:val="0"/>
@@ -6705,7 +6690,7 @@
         </w:rPr>
         <w:t xml:space="preserve"> previamente recopilados.</w:t>
       </w:r>
-      <w:bookmarkEnd w:id="78"/>
+      <w:bookmarkEnd w:id="59"/>
     </w:p>
     <w:p>
       <w:pPr>
@@ -6716,7 +6701,7 @@
           <w:bCs/>
         </w:rPr>
       </w:pPr>
-      <w:bookmarkStart w:id="79" w:name="_Toc228224776"/>
+      <w:bookmarkStart w:id="60" w:name="_Toc228224776"/>
       <w:r>
         <w:rPr>
           <w:b w:val="0"/>
@@ -6724,7 +6709,7 @@
         </w:rPr>
         <w:t>El correcto funcionamiento del sistema también depende del uso adecuado de herramientas de análisis de datos y de la calidad de la información utilizada.</w:t>
       </w:r>
-      <w:bookmarkEnd w:id="79"/>
+      <w:bookmarkEnd w:id="60"/>
     </w:p>
     <w:p/>
     <w:p>
@@ -6735,11 +6720,12 @@
           <w:numId w:val="1"/>
         </w:numPr>
       </w:pPr>
-      <w:bookmarkStart w:id="80" w:name="_Toc228224777"/>
-      <w:r>
+      <w:bookmarkStart w:id="61" w:name="_Toc228224777"/>
+      <w:r>
+        <w:lastRenderedPageBreak/>
         <w:t>Costos y precios</w:t>
       </w:r>
-      <w:bookmarkEnd w:id="80"/>
+      <w:bookmarkEnd w:id="61"/>
     </w:p>
     <w:p/>
     <w:p>
@@ -6751,7 +6737,7 @@
           <w:bCs/>
         </w:rPr>
       </w:pPr>
-      <w:bookmarkStart w:id="81" w:name="_Toc228224778"/>
+      <w:bookmarkStart w:id="62" w:name="_Toc228224778"/>
       <w:r>
         <w:rPr>
           <w:b w:val="0"/>
@@ -6759,7 +6745,7 @@
         </w:rPr>
         <w:t>El sistema no contempla costos para los usuarios finales, ya que se desarrolla en un entorno académico con fines educativos.</w:t>
       </w:r>
-      <w:bookmarkEnd w:id="81"/>
+      <w:bookmarkEnd w:id="62"/>
     </w:p>
     <w:p>
       <w:pPr>
@@ -6770,7 +6756,7 @@
           <w:bCs/>
         </w:rPr>
       </w:pPr>
-      <w:bookmarkStart w:id="82" w:name="_Toc228224779"/>
+      <w:bookmarkStart w:id="63" w:name="_Toc228224779"/>
       <w:r>
         <w:rPr>
           <w:b w:val="0"/>
@@ -6778,7 +6764,7 @@
         </w:rPr>
         <w:t>Los costos asociados corresponden al desarrollo, implementación y mantenimiento del sistema, los cuales han sido detallados en el informe de factibilidad.</w:t>
       </w:r>
-      <w:bookmarkEnd w:id="82"/>
+      <w:bookmarkEnd w:id="63"/>
     </w:p>
     <w:p>
       <w:pPr>
@@ -6789,7 +6775,7 @@
           <w:bCs/>
         </w:rPr>
       </w:pPr>
-      <w:bookmarkStart w:id="83" w:name="_Toc228224780"/>
+      <w:bookmarkStart w:id="64" w:name="_Toc228224780"/>
       <w:r>
         <w:rPr>
           <w:b w:val="0"/>
@@ -6813,7 +6799,7 @@
         </w:rPr>
         <w:t xml:space="preserve"> será gratuito, permitiendo su uso por parte de estudiantes, docentes y ciudadanos interesados.</w:t>
       </w:r>
-      <w:bookmarkEnd w:id="83"/>
+      <w:bookmarkEnd w:id="64"/>
     </w:p>
     <w:p/>
     <w:p>
@@ -6824,11 +6810,11 @@
           <w:numId w:val="1"/>
         </w:numPr>
       </w:pPr>
-      <w:bookmarkStart w:id="84" w:name="_Toc228224781"/>
+      <w:bookmarkStart w:id="65" w:name="_Toc228224781"/>
       <w:r>
         <w:t>Licenciamiento e instalación</w:t>
       </w:r>
-      <w:bookmarkEnd w:id="84"/>
+      <w:bookmarkEnd w:id="65"/>
       <w:r>
         <w:t xml:space="preserve"> </w:t>
       </w:r>
@@ -6843,7 +6829,7 @@
           <w:bCs/>
         </w:rPr>
       </w:pPr>
-      <w:bookmarkStart w:id="85" w:name="_Toc228224782"/>
+      <w:bookmarkStart w:id="66" w:name="_Toc228224782"/>
       <w:r>
         <w:rPr>
           <w:b w:val="0"/>
@@ -6851,7 +6837,7 @@
         </w:rPr>
         <w:t>El sistema será implementado como una plataforma digital accesible mediante navegador web, sin necesidad de instalación por parte del usuario final.</w:t>
       </w:r>
-      <w:bookmarkEnd w:id="85"/>
+      <w:bookmarkEnd w:id="66"/>
     </w:p>
     <w:p>
       <w:pPr>
@@ -6862,7 +6848,7 @@
           <w:bCs/>
         </w:rPr>
       </w:pPr>
-      <w:bookmarkStart w:id="86" w:name="_Toc228224783"/>
+      <w:bookmarkStart w:id="67" w:name="_Toc228224783"/>
       <w:r>
         <w:rPr>
           <w:b w:val="0"/>
@@ -6886,7 +6872,7 @@
         </w:rPr>
         <w:t xml:space="preserve"> desde cualquier dispositivo con conexión a internet.</w:t>
       </w:r>
-      <w:bookmarkEnd w:id="86"/>
+      <w:bookmarkEnd w:id="67"/>
     </w:p>
     <w:p>
       <w:pPr>
@@ -6897,7 +6883,7 @@
           <w:bCs/>
         </w:rPr>
       </w:pPr>
-      <w:bookmarkStart w:id="87" w:name="_Toc228224784"/>
+      <w:bookmarkStart w:id="68" w:name="_Toc228224784"/>
       <w:r>
         <w:rPr>
           <w:b w:val="0"/>
@@ -6905,7 +6891,7 @@
         </w:rPr>
         <w:t>Las herramientas utilizadas para su desarrollo serán de uso libre o educativo, garantizando la viabilidad del sistema en el entorno académico.</w:t>
       </w:r>
-      <w:bookmarkEnd w:id="87"/>
+      <w:bookmarkEnd w:id="68"/>
     </w:p>
     <w:p/>
     <w:p>
@@ -6916,12 +6902,12 @@
           <w:numId w:val="1"/>
         </w:numPr>
       </w:pPr>
-      <w:bookmarkStart w:id="88" w:name="_Toc228224785"/>
+      <w:bookmarkStart w:id="69" w:name="_Toc228224785"/>
       <w:r>
         <w:lastRenderedPageBreak/>
         <w:t>CARACTERÍSTICAS DEL PRODUCTO</w:t>
       </w:r>
-      <w:bookmarkEnd w:id="88"/>
+      <w:bookmarkEnd w:id="69"/>
       <w:r>
         <w:t xml:space="preserve"> </w:t>
       </w:r>
@@ -6935,7 +6921,7 @@
           <w:bCs/>
         </w:rPr>
       </w:pPr>
-      <w:bookmarkStart w:id="89" w:name="_Toc228224786"/>
+      <w:bookmarkStart w:id="70" w:name="_Toc228224786"/>
       <w:r>
         <w:rPr>
           <w:b w:val="0"/>
@@ -6959,7 +6945,7 @@
         </w:rPr>
         <w:t xml:space="preserve"> de análisis electoral contará con las siguientes características principales:</w:t>
       </w:r>
-      <w:bookmarkEnd w:id="89"/>
+      <w:bookmarkEnd w:id="70"/>
     </w:p>
     <w:p>
       <w:pPr>
@@ -6974,7 +6960,7 @@
           <w:bCs/>
         </w:rPr>
       </w:pPr>
-      <w:bookmarkStart w:id="90" w:name="_Toc228224787"/>
+      <w:bookmarkStart w:id="71" w:name="_Toc228224787"/>
       <w:r>
         <w:rPr>
           <w:b w:val="0"/>
@@ -6982,7 +6968,7 @@
         </w:rPr>
         <w:t>Visualización de resultados electorales mediante gráficos interactivos</w:t>
       </w:r>
-      <w:bookmarkEnd w:id="90"/>
+      <w:bookmarkEnd w:id="71"/>
     </w:p>
     <w:p>
       <w:pPr>
@@ -6997,7 +6983,7 @@
           <w:bCs/>
         </w:rPr>
       </w:pPr>
-      <w:bookmarkStart w:id="91" w:name="_Toc228224788"/>
+      <w:bookmarkStart w:id="72" w:name="_Toc228224788"/>
       <w:r>
         <w:rPr>
           <w:b w:val="0"/>
@@ -7005,7 +6991,7 @@
         </w:rPr>
         <w:t>Comparación de candidatos presidenciales</w:t>
       </w:r>
-      <w:bookmarkEnd w:id="91"/>
+      <w:bookmarkEnd w:id="72"/>
       <w:r>
         <w:rPr>
           <w:b w:val="0"/>
@@ -7027,7 +7013,7 @@
           <w:bCs/>
         </w:rPr>
       </w:pPr>
-      <w:bookmarkStart w:id="92" w:name="_Toc228224789"/>
+      <w:bookmarkStart w:id="73" w:name="_Toc228224789"/>
       <w:r>
         <w:rPr>
           <w:b w:val="0"/>
@@ -7035,7 +7021,7 @@
         </w:rPr>
         <w:t>Análisis de propuestas de gobierno por sectores (educación, salud, economía, etc.)</w:t>
       </w:r>
-      <w:bookmarkEnd w:id="92"/>
+      <w:bookmarkEnd w:id="73"/>
       <w:r>
         <w:rPr>
           <w:b w:val="0"/>
@@ -7057,7 +7043,7 @@
           <w:bCs/>
         </w:rPr>
       </w:pPr>
-      <w:bookmarkStart w:id="93" w:name="_Toc228224790"/>
+      <w:bookmarkStart w:id="74" w:name="_Toc228224790"/>
       <w:r>
         <w:rPr>
           <w:b w:val="0"/>
@@ -7065,7 +7051,7 @@
         </w:rPr>
         <w:t>Uso de filtros y segmentación de datos para personalizar el análisis</w:t>
       </w:r>
-      <w:bookmarkEnd w:id="93"/>
+      <w:bookmarkEnd w:id="74"/>
       <w:r>
         <w:rPr>
           <w:b w:val="0"/>
@@ -7087,7 +7073,7 @@
           <w:bCs/>
         </w:rPr>
       </w:pPr>
-      <w:bookmarkStart w:id="94" w:name="_Toc228224791"/>
+      <w:bookmarkStart w:id="75" w:name="_Toc228224791"/>
       <w:r>
         <w:rPr>
           <w:b w:val="0"/>
@@ -7095,7 +7081,7 @@
         </w:rPr>
         <w:t>Generación de reportes visuales</w:t>
       </w:r>
-      <w:bookmarkEnd w:id="94"/>
+      <w:bookmarkEnd w:id="75"/>
       <w:r>
         <w:rPr>
           <w:b w:val="0"/>
@@ -7117,7 +7103,7 @@
           <w:bCs/>
         </w:rPr>
       </w:pPr>
-      <w:bookmarkStart w:id="95" w:name="_Toc228224792"/>
+      <w:bookmarkStart w:id="76" w:name="_Toc228224792"/>
       <w:r>
         <w:rPr>
           <w:b w:val="0"/>
@@ -7125,7 +7111,7 @@
         </w:rPr>
         <w:t>Interfaz intuitiva y fácil de usar</w:t>
       </w:r>
-      <w:bookmarkEnd w:id="95"/>
+      <w:bookmarkEnd w:id="76"/>
       <w:r>
         <w:rPr>
           <w:b w:val="0"/>
@@ -7143,7 +7129,7 @@
           <w:bCs/>
         </w:rPr>
       </w:pPr>
-      <w:bookmarkStart w:id="96" w:name="_Toc228224793"/>
+      <w:bookmarkStart w:id="77" w:name="_Toc228224793"/>
       <w:r>
         <w:rPr>
           <w:b w:val="0"/>
@@ -7151,7 +7137,7 @@
         </w:rPr>
         <w:t>Estas características permiten transformar la información electoral en una herramienta accesible para el análisis y la toma de decisiones.</w:t>
       </w:r>
-      <w:bookmarkEnd w:id="96"/>
+      <w:bookmarkEnd w:id="77"/>
     </w:p>
     <w:p>
       <w:pPr>
@@ -7161,11 +7147,11 @@
           <w:numId w:val="1"/>
         </w:numPr>
       </w:pPr>
-      <w:bookmarkStart w:id="97" w:name="_Toc228224794"/>
+      <w:bookmarkStart w:id="78" w:name="_Toc228224794"/>
       <w:r>
         <w:t>RESTRICCIONES</w:t>
       </w:r>
-      <w:bookmarkEnd w:id="97"/>
+      <w:bookmarkEnd w:id="78"/>
     </w:p>
     <w:p>
       <w:pPr>
@@ -7176,7 +7162,7 @@
           <w:bCs/>
         </w:rPr>
       </w:pPr>
-      <w:bookmarkStart w:id="98" w:name="_Toc228224795"/>
+      <w:bookmarkStart w:id="79" w:name="_Toc228224795"/>
       <w:r>
         <w:rPr>
           <w:b w:val="0"/>
@@ -7184,7 +7170,7 @@
         </w:rPr>
         <w:t>El sistema presenta las siguientes restricciones:</w:t>
       </w:r>
-      <w:bookmarkEnd w:id="98"/>
+      <w:bookmarkEnd w:id="79"/>
     </w:p>
     <w:p>
       <w:pPr>
@@ -7199,7 +7185,7 @@
           <w:bCs/>
         </w:rPr>
       </w:pPr>
-      <w:bookmarkStart w:id="99" w:name="_Toc228224796"/>
+      <w:bookmarkStart w:id="80" w:name="_Toc228224796"/>
       <w:r>
         <w:rPr>
           <w:b w:val="0"/>
@@ -7207,7 +7193,7 @@
         </w:rPr>
         <w:t>Dependencia de conexión a internet para su uso</w:t>
       </w:r>
-      <w:bookmarkEnd w:id="99"/>
+      <w:bookmarkEnd w:id="80"/>
       <w:r>
         <w:rPr>
           <w:b w:val="0"/>
@@ -7229,7 +7215,7 @@
           <w:bCs/>
         </w:rPr>
       </w:pPr>
-      <w:bookmarkStart w:id="100" w:name="_Toc228224797"/>
+      <w:bookmarkStart w:id="81" w:name="_Toc228224797"/>
       <w:r>
         <w:rPr>
           <w:b w:val="0"/>
@@ -7237,7 +7223,7 @@
         </w:rPr>
         <w:t>Uso de datos previamente recopilados (no en tiempo real)</w:t>
       </w:r>
-      <w:bookmarkEnd w:id="100"/>
+      <w:bookmarkEnd w:id="81"/>
       <w:r>
         <w:rPr>
           <w:b w:val="0"/>
@@ -7259,7 +7245,7 @@
           <w:bCs/>
         </w:rPr>
       </w:pPr>
-      <w:bookmarkStart w:id="101" w:name="_Toc228224798"/>
+      <w:bookmarkStart w:id="82" w:name="_Toc228224798"/>
       <w:r>
         <w:rPr>
           <w:b w:val="0"/>
@@ -7267,7 +7253,7 @@
         </w:rPr>
         <w:t>Limitación a herramientas gratuitas o académicas</w:t>
       </w:r>
-      <w:bookmarkEnd w:id="101"/>
+      <w:bookmarkEnd w:id="82"/>
       <w:r>
         <w:rPr>
           <w:b w:val="0"/>
@@ -7289,7 +7275,7 @@
           <w:bCs/>
         </w:rPr>
       </w:pPr>
-      <w:bookmarkStart w:id="102" w:name="_Toc228224799"/>
+      <w:bookmarkStart w:id="83" w:name="_Toc228224799"/>
       <w:r>
         <w:rPr>
           <w:b w:val="0"/>
@@ -7297,7 +7283,7 @@
         </w:rPr>
         <w:t>Acceso mediante navegador web (no aplicación móvil)</w:t>
       </w:r>
-      <w:bookmarkEnd w:id="102"/>
+      <w:bookmarkEnd w:id="83"/>
       <w:r>
         <w:rPr>
           <w:b w:val="0"/>
@@ -7319,7 +7305,7 @@
           <w:bCs/>
         </w:rPr>
       </w:pPr>
-      <w:bookmarkStart w:id="103" w:name="_Toc228224800"/>
+      <w:bookmarkStart w:id="84" w:name="_Toc228224800"/>
       <w:r>
         <w:rPr>
           <w:b w:val="0"/>
@@ -7327,7 +7313,7 @@
         </w:rPr>
         <w:t>Dependencia de la calidad de los datos utilizados</w:t>
       </w:r>
-      <w:bookmarkEnd w:id="103"/>
+      <w:bookmarkEnd w:id="84"/>
       <w:r>
         <w:rPr>
           <w:b w:val="0"/>
@@ -7345,7 +7331,7 @@
           <w:bCs/>
         </w:rPr>
       </w:pPr>
-      <w:bookmarkStart w:id="104" w:name="_Toc228224801"/>
+      <w:bookmarkStart w:id="85" w:name="_Toc228224801"/>
       <w:r>
         <w:rPr>
           <w:b w:val="0"/>
@@ -7353,7 +7339,7 @@
         </w:rPr>
         <w:t>Estas restricciones se deben principalmente al enfoque académico del proyecto.</w:t>
       </w:r>
-      <w:bookmarkEnd w:id="104"/>
+      <w:bookmarkEnd w:id="85"/>
     </w:p>
     <w:p>
       <w:pPr>
@@ -7363,11 +7349,11 @@
           <w:numId w:val="1"/>
         </w:numPr>
       </w:pPr>
-      <w:bookmarkStart w:id="105" w:name="_Toc228224802"/>
+      <w:bookmarkStart w:id="86" w:name="_Toc228224802"/>
       <w:r>
         <w:t>RANGOS DE CALIDAD</w:t>
       </w:r>
-      <w:bookmarkEnd w:id="105"/>
+      <w:bookmarkEnd w:id="86"/>
       <w:r>
         <w:t xml:space="preserve"> </w:t>
       </w:r>
@@ -7382,7 +7368,7 @@
           <w:bCs/>
         </w:rPr>
       </w:pPr>
-      <w:bookmarkStart w:id="106" w:name="_Toc228224803"/>
+      <w:bookmarkStart w:id="87" w:name="_Toc228224803"/>
       <w:r>
         <w:rPr>
           <w:b w:val="0"/>
@@ -7391,7 +7377,7 @@
         <w:lastRenderedPageBreak/>
         <w:t>El sistema presenta las siguientes restricciones:</w:t>
       </w:r>
-      <w:bookmarkEnd w:id="106"/>
+      <w:bookmarkEnd w:id="87"/>
     </w:p>
     <w:p>
       <w:pPr>
@@ -7406,7 +7392,7 @@
           <w:bCs/>
         </w:rPr>
       </w:pPr>
-      <w:bookmarkStart w:id="107" w:name="_Toc228224804"/>
+      <w:bookmarkStart w:id="88" w:name="_Toc228224804"/>
       <w:r>
         <w:rPr>
           <w:b w:val="0"/>
@@ -7414,7 +7400,7 @@
         </w:rPr>
         <w:t>Dependencia de conexión a internet para su uso</w:t>
       </w:r>
-      <w:bookmarkEnd w:id="107"/>
+      <w:bookmarkEnd w:id="88"/>
       <w:r>
         <w:rPr>
           <w:b w:val="0"/>
@@ -7436,7 +7422,7 @@
           <w:bCs/>
         </w:rPr>
       </w:pPr>
-      <w:bookmarkStart w:id="108" w:name="_Toc228224805"/>
+      <w:bookmarkStart w:id="89" w:name="_Toc228224805"/>
       <w:r>
         <w:rPr>
           <w:b w:val="0"/>
@@ -7444,7 +7430,7 @@
         </w:rPr>
         <w:t>Uso de datos previamente recopilados (no en tiempo real)</w:t>
       </w:r>
-      <w:bookmarkEnd w:id="108"/>
+      <w:bookmarkEnd w:id="89"/>
       <w:r>
         <w:rPr>
           <w:b w:val="0"/>
@@ -7466,7 +7452,7 @@
           <w:bCs/>
         </w:rPr>
       </w:pPr>
-      <w:bookmarkStart w:id="109" w:name="_Toc228224806"/>
+      <w:bookmarkStart w:id="90" w:name="_Toc228224806"/>
       <w:r>
         <w:rPr>
           <w:b w:val="0"/>
@@ -7474,7 +7460,7 @@
         </w:rPr>
         <w:t>Limitación a herramientas gratuitas o académicas</w:t>
       </w:r>
-      <w:bookmarkEnd w:id="109"/>
+      <w:bookmarkEnd w:id="90"/>
       <w:r>
         <w:rPr>
           <w:b w:val="0"/>
@@ -7496,7 +7482,7 @@
           <w:bCs/>
         </w:rPr>
       </w:pPr>
-      <w:bookmarkStart w:id="110" w:name="_Toc228224807"/>
+      <w:bookmarkStart w:id="91" w:name="_Toc228224807"/>
       <w:r>
         <w:rPr>
           <w:b w:val="0"/>
@@ -7504,7 +7490,7 @@
         </w:rPr>
         <w:t>Acceso mediante navegador web (no aplicación móvil)</w:t>
       </w:r>
-      <w:bookmarkEnd w:id="110"/>
+      <w:bookmarkEnd w:id="91"/>
       <w:r>
         <w:rPr>
           <w:b w:val="0"/>
@@ -7526,7 +7512,7 @@
           <w:bCs/>
         </w:rPr>
       </w:pPr>
-      <w:bookmarkStart w:id="111" w:name="_Toc228224808"/>
+      <w:bookmarkStart w:id="92" w:name="_Toc228224808"/>
       <w:r>
         <w:rPr>
           <w:b w:val="0"/>
@@ -7534,7 +7520,7 @@
         </w:rPr>
         <w:t>Dependencia de la calidad de los datos utilizados</w:t>
       </w:r>
-      <w:bookmarkEnd w:id="111"/>
+      <w:bookmarkEnd w:id="92"/>
       <w:r>
         <w:rPr>
           <w:b w:val="0"/>
@@ -7552,7 +7538,7 @@
           <w:bCs/>
         </w:rPr>
       </w:pPr>
-      <w:bookmarkStart w:id="112" w:name="_Toc228224809"/>
+      <w:bookmarkStart w:id="93" w:name="_Toc228224809"/>
       <w:r>
         <w:rPr>
           <w:b w:val="0"/>
@@ -7560,7 +7546,7 @@
         </w:rPr>
         <w:t>Estas restricciones se deben principalmente al enfoque académico del proyecto.</w:t>
       </w:r>
-      <w:bookmarkEnd w:id="112"/>
+      <w:bookmarkEnd w:id="93"/>
     </w:p>
     <w:p>
       <w:pPr>
@@ -7570,11 +7556,11 @@
           <w:numId w:val="1"/>
         </w:numPr>
       </w:pPr>
-      <w:bookmarkStart w:id="113" w:name="_Toc228224810"/>
+      <w:bookmarkStart w:id="94" w:name="_Toc228224810"/>
       <w:r>
         <w:t>PRECEDENCIA Y PRIORIDAD</w:t>
       </w:r>
-      <w:bookmarkEnd w:id="113"/>
+      <w:bookmarkEnd w:id="94"/>
     </w:p>
     <w:p>
       <w:pPr>
@@ -7585,7 +7571,7 @@
           <w:bCs/>
         </w:rPr>
       </w:pPr>
-      <w:bookmarkStart w:id="114" w:name="_Toc228224811"/>
+      <w:bookmarkStart w:id="95" w:name="_Toc228224811"/>
       <w:r>
         <w:rPr>
           <w:b w:val="0"/>
@@ -7593,7 +7579,7 @@
         </w:rPr>
         <w:t>Las funcionalidades del sistema se priorizan de la siguiente manera:</w:t>
       </w:r>
-      <w:bookmarkEnd w:id="114"/>
+      <w:bookmarkEnd w:id="95"/>
     </w:p>
     <w:p>
       <w:pPr>
@@ -7604,7 +7590,7 @@
           <w:bCs/>
         </w:rPr>
       </w:pPr>
-      <w:bookmarkStart w:id="115" w:name="_Toc228224812"/>
+      <w:bookmarkStart w:id="96" w:name="_Toc228224812"/>
       <w:r>
         <w:rPr>
           <w:b w:val="0"/>
@@ -7612,7 +7598,7 @@
         </w:rPr>
         <w:t>Prioridad alta:</w:t>
       </w:r>
-      <w:bookmarkEnd w:id="115"/>
+      <w:bookmarkEnd w:id="96"/>
     </w:p>
     <w:p>
       <w:pPr>
@@ -7627,7 +7613,7 @@
           <w:bCs/>
         </w:rPr>
       </w:pPr>
-      <w:bookmarkStart w:id="116" w:name="_Toc228224813"/>
+      <w:bookmarkStart w:id="97" w:name="_Toc228224813"/>
       <w:r>
         <w:rPr>
           <w:b w:val="0"/>
@@ -7635,7 +7621,7 @@
         </w:rPr>
         <w:t>Visualización de resultados electorales</w:t>
       </w:r>
-      <w:bookmarkEnd w:id="116"/>
+      <w:bookmarkEnd w:id="97"/>
       <w:r>
         <w:rPr>
           <w:b w:val="0"/>
@@ -7657,7 +7643,7 @@
           <w:bCs/>
         </w:rPr>
       </w:pPr>
-      <w:bookmarkStart w:id="117" w:name="_Toc228224814"/>
+      <w:bookmarkStart w:id="98" w:name="_Toc228224814"/>
       <w:r>
         <w:rPr>
           <w:b w:val="0"/>
@@ -7665,7 +7651,7 @@
         </w:rPr>
         <w:t>Comparación de candidatos</w:t>
       </w:r>
-      <w:bookmarkEnd w:id="117"/>
+      <w:bookmarkEnd w:id="98"/>
       <w:r>
         <w:rPr>
           <w:b w:val="0"/>
@@ -7683,7 +7669,7 @@
           <w:bCs/>
         </w:rPr>
       </w:pPr>
-      <w:bookmarkStart w:id="118" w:name="_Toc228224815"/>
+      <w:bookmarkStart w:id="99" w:name="_Toc228224815"/>
       <w:r>
         <w:rPr>
           <w:b w:val="0"/>
@@ -7691,7 +7677,7 @@
         </w:rPr>
         <w:t>Prioridad media:</w:t>
       </w:r>
-      <w:bookmarkEnd w:id="118"/>
+      <w:bookmarkEnd w:id="99"/>
     </w:p>
     <w:p>
       <w:pPr>
@@ -7706,7 +7692,7 @@
           <w:bCs/>
         </w:rPr>
       </w:pPr>
-      <w:bookmarkStart w:id="119" w:name="_Toc228224816"/>
+      <w:bookmarkStart w:id="100" w:name="_Toc228224816"/>
       <w:r>
         <w:rPr>
           <w:b w:val="0"/>
@@ -7714,7 +7700,7 @@
         </w:rPr>
         <w:t>Análisis de propuestas por sector</w:t>
       </w:r>
-      <w:bookmarkEnd w:id="119"/>
+      <w:bookmarkEnd w:id="100"/>
       <w:r>
         <w:rPr>
           <w:b w:val="0"/>
@@ -7736,7 +7722,7 @@
           <w:bCs/>
         </w:rPr>
       </w:pPr>
-      <w:bookmarkStart w:id="120" w:name="_Toc228224817"/>
+      <w:bookmarkStart w:id="101" w:name="_Toc228224817"/>
       <w:r>
         <w:rPr>
           <w:b w:val="0"/>
@@ -7744,7 +7730,7 @@
         </w:rPr>
         <w:t>Filtros interactivos</w:t>
       </w:r>
-      <w:bookmarkEnd w:id="120"/>
+      <w:bookmarkEnd w:id="101"/>
       <w:r>
         <w:rPr>
           <w:b w:val="0"/>
@@ -7762,7 +7748,7 @@
           <w:bCs/>
         </w:rPr>
       </w:pPr>
-      <w:bookmarkStart w:id="121" w:name="_Toc228224818"/>
+      <w:bookmarkStart w:id="102" w:name="_Toc228224818"/>
       <w:r>
         <w:rPr>
           <w:b w:val="0"/>
@@ -7777,7 +7763,7 @@
         </w:rPr>
         <w:t>:</w:t>
       </w:r>
-      <w:bookmarkEnd w:id="121"/>
+      <w:bookmarkEnd w:id="102"/>
     </w:p>
     <w:p>
       <w:pPr>
@@ -7792,7 +7778,7 @@
           <w:bCs/>
         </w:rPr>
       </w:pPr>
-      <w:bookmarkStart w:id="122" w:name="_Toc228224819"/>
+      <w:bookmarkStart w:id="103" w:name="_Toc228224819"/>
       <w:r>
         <w:rPr>
           <w:b w:val="0"/>
@@ -7800,7 +7786,7 @@
         </w:rPr>
         <w:t>Generación de reportes avanzados</w:t>
       </w:r>
-      <w:bookmarkEnd w:id="122"/>
+      <w:bookmarkEnd w:id="103"/>
       <w:r>
         <w:rPr>
           <w:b w:val="0"/>
@@ -7822,7 +7808,7 @@
           <w:bCs/>
         </w:rPr>
       </w:pPr>
-      <w:bookmarkStart w:id="123" w:name="_Toc228224820"/>
+      <w:bookmarkStart w:id="104" w:name="_Toc228224820"/>
       <w:r>
         <w:rPr>
           <w:b w:val="0"/>
@@ -7830,7 +7816,7 @@
         </w:rPr>
         <w:t>Mejoras visuales adicionales</w:t>
       </w:r>
-      <w:bookmarkEnd w:id="123"/>
+      <w:bookmarkEnd w:id="104"/>
       <w:r>
         <w:rPr>
           <w:b w:val="0"/>
@@ -7848,7 +7834,7 @@
           <w:bCs/>
         </w:rPr>
       </w:pPr>
-      <w:bookmarkStart w:id="124" w:name="_Toc228224821"/>
+      <w:bookmarkStart w:id="105" w:name="_Toc228224821"/>
       <w:r>
         <w:rPr>
           <w:b w:val="0"/>
@@ -7856,7 +7842,7 @@
         </w:rPr>
         <w:t>Esta priorización permite asegurar una implementación progresiva del sistema.</w:t>
       </w:r>
-      <w:bookmarkEnd w:id="124"/>
+      <w:bookmarkEnd w:id="105"/>
     </w:p>
     <w:p>
       <w:pPr>
@@ -7866,11 +7852,11 @@
           <w:numId w:val="1"/>
         </w:numPr>
       </w:pPr>
-      <w:bookmarkStart w:id="125" w:name="_Toc228224822"/>
+      <w:bookmarkStart w:id="106" w:name="_Toc228224822"/>
       <w:r>
         <w:t>OTROS REQUERIMIENTOS DEL PRODUCTO</w:t>
       </w:r>
-      <w:bookmarkEnd w:id="125"/>
+      <w:bookmarkEnd w:id="106"/>
       <w:r>
         <w:t xml:space="preserve"> </w:t>
       </w:r>
@@ -7884,7 +7870,7 @@
           <w:bCs/>
         </w:rPr>
       </w:pPr>
-      <w:bookmarkStart w:id="126" w:name="_Toc228224823"/>
+      <w:bookmarkStart w:id="107" w:name="_Toc228224823"/>
       <w:r>
         <w:rPr>
           <w:b w:val="0"/>
@@ -7892,7 +7878,7 @@
         </w:rPr>
         <w:t>El sistema deberá cumplir con los siguientes requerimientos adicionales:</w:t>
       </w:r>
-      <w:bookmarkEnd w:id="126"/>
+      <w:bookmarkEnd w:id="107"/>
     </w:p>
     <w:p>
       <w:pPr>
@@ -7907,7 +7893,7 @@
           <w:bCs/>
         </w:rPr>
       </w:pPr>
-      <w:bookmarkStart w:id="127" w:name="_Toc228224824"/>
+      <w:bookmarkStart w:id="108" w:name="_Toc228224824"/>
       <w:r>
         <w:rPr>
           <w:b w:val="0"/>
@@ -7915,7 +7901,7 @@
         </w:rPr>
         <w:t>Compatibilidad con navegadores web modernos</w:t>
       </w:r>
-      <w:bookmarkEnd w:id="127"/>
+      <w:bookmarkEnd w:id="108"/>
       <w:r>
         <w:rPr>
           <w:b w:val="0"/>
@@ -7937,7 +7923,7 @@
           <w:bCs/>
         </w:rPr>
       </w:pPr>
-      <w:bookmarkStart w:id="128" w:name="_Toc228224825"/>
+      <w:bookmarkStart w:id="109" w:name="_Toc228224825"/>
       <w:r>
         <w:rPr>
           <w:b w:val="0"/>
@@ -7945,7 +7931,7 @@
         </w:rPr>
         <w:t>Diseño responsivo para diferentes dispositivos</w:t>
       </w:r>
-      <w:bookmarkEnd w:id="128"/>
+      <w:bookmarkEnd w:id="109"/>
       <w:r>
         <w:rPr>
           <w:b w:val="0"/>
@@ -7967,7 +7953,7 @@
           <w:bCs/>
         </w:rPr>
       </w:pPr>
-      <w:bookmarkStart w:id="129" w:name="_Toc228224826"/>
+      <w:bookmarkStart w:id="110" w:name="_Toc228224826"/>
       <w:r>
         <w:rPr>
           <w:b w:val="0"/>
@@ -7976,7 +7962,7 @@
         <w:lastRenderedPageBreak/>
         <w:t>Uso de buenas prácticas de desarrollo</w:t>
       </w:r>
-      <w:bookmarkEnd w:id="129"/>
+      <w:bookmarkEnd w:id="110"/>
       <w:r>
         <w:rPr>
           <w:b w:val="0"/>
@@ -7998,7 +7984,7 @@
           <w:bCs/>
         </w:rPr>
       </w:pPr>
-      <w:bookmarkStart w:id="130" w:name="_Toc228224827"/>
+      <w:bookmarkStart w:id="111" w:name="_Toc228224827"/>
       <w:r>
         <w:rPr>
           <w:b w:val="0"/>
@@ -8006,7 +7992,7 @@
         </w:rPr>
         <w:t>Escalabilidad para futuras mejoras</w:t>
       </w:r>
-      <w:bookmarkEnd w:id="130"/>
+      <w:bookmarkEnd w:id="111"/>
       <w:r>
         <w:rPr>
           <w:b w:val="0"/>
@@ -8028,7 +8014,7 @@
           <w:bCs/>
         </w:rPr>
       </w:pPr>
-      <w:bookmarkStart w:id="131" w:name="_Toc228224828"/>
+      <w:bookmarkStart w:id="112" w:name="_Toc228224828"/>
       <w:r>
         <w:rPr>
           <w:b w:val="0"/>
@@ -8036,7 +8022,7 @@
         </w:rPr>
         <w:t>Facilidad de mantenimiento</w:t>
       </w:r>
-      <w:bookmarkEnd w:id="131"/>
+      <w:bookmarkEnd w:id="112"/>
       <w:r>
         <w:rPr>
           <w:b w:val="0"/>
@@ -8054,7 +8040,7 @@
           <w:bCs/>
         </w:rPr>
       </w:pPr>
-      <w:bookmarkStart w:id="132" w:name="_Toc228224829"/>
+      <w:bookmarkStart w:id="113" w:name="_Toc228224829"/>
       <w:r>
         <w:rPr>
           <w:b w:val="0"/>
@@ -8062,7 +8048,7 @@
         </w:rPr>
         <w:t>Asimismo, se deberán considerar los siguientes estándares:</w:t>
       </w:r>
-      <w:bookmarkEnd w:id="132"/>
+      <w:bookmarkEnd w:id="113"/>
     </w:p>
     <w:p>
       <w:pPr>
@@ -8076,7 +8062,7 @@
           <w:bCs/>
         </w:rPr>
       </w:pPr>
-      <w:bookmarkStart w:id="133" w:name="_Toc228224830"/>
+      <w:bookmarkStart w:id="114" w:name="_Toc228224830"/>
       <w:r>
         <w:rPr>
           <w:i/>
@@ -8091,7 +8077,7 @@
         </w:rPr>
         <w:t xml:space="preserve"> uso de datos públicos y cumplimiento de normativas</w:t>
       </w:r>
-      <w:bookmarkEnd w:id="133"/>
+      <w:bookmarkEnd w:id="114"/>
       <w:r>
         <w:rPr>
           <w:b w:val="0"/>
@@ -8112,7 +8098,7 @@
           <w:bCs/>
         </w:rPr>
       </w:pPr>
-      <w:bookmarkStart w:id="134" w:name="_Toc228224831"/>
+      <w:bookmarkStart w:id="115" w:name="_Toc228224831"/>
       <w:r>
         <w:rPr>
           <w:i/>
@@ -8127,7 +8113,7 @@
         </w:rPr>
         <w:t xml:space="preserve"> claridad en la presentación de la información</w:t>
       </w:r>
-      <w:bookmarkEnd w:id="134"/>
+      <w:bookmarkEnd w:id="115"/>
       <w:r>
         <w:rPr>
           <w:b w:val="0"/>
@@ -8148,7 +8134,7 @@
           <w:bCs/>
         </w:rPr>
       </w:pPr>
-      <w:bookmarkStart w:id="135" w:name="_Toc228224832"/>
+      <w:bookmarkStart w:id="116" w:name="_Toc228224832"/>
       <w:r>
         <w:rPr>
           <w:i/>
@@ -8163,7 +8149,7 @@
         </w:rPr>
         <w:t>compatibilidad con herramientas de BI</w:t>
       </w:r>
-      <w:bookmarkEnd w:id="135"/>
+      <w:bookmarkEnd w:id="116"/>
     </w:p>
     <w:p>
       <w:pPr>
@@ -8184,7 +8170,7 @@
         </w:rPr>
         <w:t xml:space="preserve"> </w:t>
       </w:r>
-      <w:bookmarkStart w:id="136" w:name="_Toc228224833"/>
+      <w:bookmarkStart w:id="117" w:name="_Toc228224833"/>
       <w:r>
         <w:rPr>
           <w:i/>
@@ -8202,20 +8188,13 @@
         </w:rPr>
         <w:t>integridad y confiabilidad de los datos</w:t>
       </w:r>
-      <w:bookmarkEnd w:id="136"/>
-      <w:r>
-        <w:rPr>
-          <w:b w:val="0"/>
-          <w:bCs/>
-        </w:rPr>
-        <w:t xml:space="preserve"> </w:t>
-      </w:r>
-      <w:r>
-        <w:rPr>
-          <w:b w:val="0"/>
-          <w:bCs/>
-        </w:rPr>
-        <w:t xml:space="preserve">  </w:t>
+      <w:bookmarkEnd w:id="117"/>
+      <w:r>
+        <w:rPr>
+          <w:b w:val="0"/>
+          <w:bCs/>
+        </w:rPr>
+        <w:t xml:space="preserve">   </w:t>
       </w:r>
     </w:p>
     <w:p>
@@ -8226,11 +8205,11 @@
           <w:numId w:val="1"/>
         </w:numPr>
       </w:pPr>
-      <w:bookmarkStart w:id="137" w:name="_Toc228224834"/>
+      <w:bookmarkStart w:id="118" w:name="_Toc228224834"/>
       <w:r>
         <w:t>CONCLUSIONES</w:t>
       </w:r>
-      <w:bookmarkEnd w:id="137"/>
+      <w:bookmarkEnd w:id="118"/>
       <w:r>
         <w:t xml:space="preserve"> </w:t>
       </w:r>
@@ -8245,7 +8224,7 @@
           <w:bCs/>
         </w:rPr>
       </w:pPr>
-      <w:bookmarkStart w:id="138" w:name="_Toc228224835"/>
+      <w:bookmarkStart w:id="119" w:name="_Toc228224835"/>
       <w:r>
         <w:rPr>
           <w:b w:val="0"/>
@@ -8269,7 +8248,7 @@
         </w:rPr>
         <w:t xml:space="preserve"> de análisis electoral es una solución viable que permite mejorar el acceso y análisis de la información electoral.</w:t>
       </w:r>
-      <w:bookmarkEnd w:id="138"/>
+      <w:bookmarkEnd w:id="119"/>
     </w:p>
     <w:p>
       <w:pPr>
@@ -8280,7 +8259,7 @@
           <w:bCs/>
         </w:rPr>
       </w:pPr>
-      <w:bookmarkStart w:id="139" w:name="_Toc228224836"/>
+      <w:bookmarkStart w:id="120" w:name="_Toc228224836"/>
       <w:r>
         <w:rPr>
           <w:b w:val="0"/>
@@ -8302,7 +8281,7 @@
         </w:rPr>
         <w:t>Asimismo, el sistema contribuye a la transparencia informativa y facilita la toma de decisiones mediante el uso de visualizaciones de datos.</w:t>
       </w:r>
-      <w:bookmarkEnd w:id="139"/>
+      <w:bookmarkEnd w:id="120"/>
     </w:p>
     <w:p/>
     <w:p>
@@ -8313,11 +8292,11 @@
           <w:numId w:val="1"/>
         </w:numPr>
       </w:pPr>
-      <w:bookmarkStart w:id="140" w:name="_Toc228224837"/>
+      <w:bookmarkStart w:id="121" w:name="_Toc228224837"/>
       <w:r>
         <w:t>RECOMENDACIONES</w:t>
       </w:r>
-      <w:bookmarkEnd w:id="140"/>
+      <w:bookmarkEnd w:id="121"/>
     </w:p>
     <w:p>
       <w:pPr>
@@ -8328,7 +8307,7 @@
           <w:bCs/>
         </w:rPr>
       </w:pPr>
-      <w:bookmarkStart w:id="141" w:name="_Toc228224838"/>
+      <w:bookmarkStart w:id="122" w:name="_Toc228224838"/>
       <w:r>
         <w:rPr>
           <w:b w:val="0"/>
@@ -8366,7 +8345,7 @@
         </w:rPr>
         <w:t>Asimismo, se sugiere mejorar progresivamente las visualizaciones e incorporar nuevas fuentes de datos para enriquecer el análisis.</w:t>
       </w:r>
-      <w:bookmarkEnd w:id="141"/>
+      <w:bookmarkEnd w:id="122"/>
     </w:p>
     <w:p/>
     <w:p>
@@ -8378,7 +8357,7 @@
           <w:bCs/>
         </w:rPr>
       </w:pPr>
-      <w:bookmarkStart w:id="142" w:name="_Toc228224839"/>
+      <w:bookmarkStart w:id="123" w:name="_Toc228224839"/>
       <w:r>
         <w:rPr>
           <w:b w:val="0"/>
@@ -8387,7 +8366,7 @@
         <w:lastRenderedPageBreak/>
         <w:t>También se recomienda validar el sistema mediante pruebas con usuarios para optimizar la experiencia de uso.</w:t>
       </w:r>
-      <w:bookmarkEnd w:id="142"/>
+      <w:bookmarkEnd w:id="123"/>
     </w:p>
     <w:p/>
     <w:p>
@@ -8398,11 +8377,11 @@
           <w:numId w:val="1"/>
         </w:numPr>
       </w:pPr>
-      <w:bookmarkStart w:id="143" w:name="_Toc228224840"/>
+      <w:bookmarkStart w:id="124" w:name="_Toc228224840"/>
       <w:r>
         <w:t>BIBLIOGRAFIA</w:t>
       </w:r>
-      <w:bookmarkEnd w:id="143"/>
+      <w:bookmarkEnd w:id="124"/>
     </w:p>
     <w:p>
       <w:pPr>
@@ -8412,11 +8391,11 @@
           <w:numId w:val="1"/>
         </w:numPr>
       </w:pPr>
-      <w:bookmarkStart w:id="144" w:name="_Toc228224841"/>
+      <w:bookmarkStart w:id="125" w:name="_Toc228224841"/>
       <w:r>
         <w:t>WEBGRAFIA</w:t>
       </w:r>
-      <w:bookmarkEnd w:id="144"/>
+      <w:bookmarkEnd w:id="125"/>
       <w:r>
         <w:t xml:space="preserve"> </w:t>
       </w:r>
@@ -10003,6 +9982,119 @@
     </w:lvl>
   </w:abstractNum>
   <w:abstractNum w:abstractNumId="13" w15:restartNumberingAfterBreak="0">
+    <w:nsid w:val="737510B0"/>
+    <w:multiLevelType w:val="hybridMultilevel"/>
+    <w:tmpl w:val="C402FCBC"/>
+    <w:lvl w:ilvl="0" w:tplc="280A0005">
+      <w:start w:val="1"/>
+      <w:numFmt w:val="bullet"/>
+      <w:lvlText w:val=""/>
+      <w:lvlJc w:val="left"/>
+      <w:pPr>
+        <w:ind w:left="1712" w:hanging="360"/>
+      </w:pPr>
+      <w:rPr>
+        <w:rFonts w:ascii="Wingdings" w:hAnsi="Wingdings" w:hint="default"/>
+      </w:rPr>
+    </w:lvl>
+    <w:lvl w:ilvl="1" w:tplc="280A0003" w:tentative="1">
+      <w:start w:val="1"/>
+      <w:numFmt w:val="bullet"/>
+      <w:lvlText w:val="o"/>
+      <w:lvlJc w:val="left"/>
+      <w:pPr>
+        <w:ind w:left="2432" w:hanging="360"/>
+      </w:pPr>
+      <w:rPr>
+        <w:rFonts w:ascii="Courier New" w:hAnsi="Courier New" w:cs="Courier New" w:hint="default"/>
+      </w:rPr>
+    </w:lvl>
+    <w:lvl w:ilvl="2" w:tplc="280A0005" w:tentative="1">
+      <w:start w:val="1"/>
+      <w:numFmt w:val="bullet"/>
+      <w:lvlText w:val=""/>
+      <w:lvlJc w:val="left"/>
+      <w:pPr>
+        <w:ind w:left="3152" w:hanging="360"/>
+      </w:pPr>
+      <w:rPr>
+        <w:rFonts w:ascii="Wingdings" w:hAnsi="Wingdings" w:hint="default"/>
+      </w:rPr>
+    </w:lvl>
+    <w:lvl w:ilvl="3" w:tplc="280A0001" w:tentative="1">
+      <w:start w:val="1"/>
+      <w:numFmt w:val="bullet"/>
+      <w:lvlText w:val=""/>
+      <w:lvlJc w:val="left"/>
+      <w:pPr>
+        <w:ind w:left="3872" w:hanging="360"/>
+      </w:pPr>
+      <w:rPr>
+        <w:rFonts w:ascii="Symbol" w:hAnsi="Symbol" w:hint="default"/>
+      </w:rPr>
+    </w:lvl>
+    <w:lvl w:ilvl="4" w:tplc="280A0003" w:tentative="1">
+      <w:start w:val="1"/>
+      <w:numFmt w:val="bullet"/>
+      <w:lvlText w:val="o"/>
+      <w:lvlJc w:val="left"/>
+      <w:pPr>
+        <w:ind w:left="4592" w:hanging="360"/>
+      </w:pPr>
+      <w:rPr>
+        <w:rFonts w:ascii="Courier New" w:hAnsi="Courier New" w:cs="Courier New" w:hint="default"/>
+      </w:rPr>
+    </w:lvl>
+    <w:lvl w:ilvl="5" w:tplc="280A0005" w:tentative="1">
+      <w:start w:val="1"/>
+      <w:numFmt w:val="bullet"/>
+      <w:lvlText w:val=""/>
+      <w:lvlJc w:val="left"/>
+      <w:pPr>
+        <w:ind w:left="5312" w:hanging="360"/>
+      </w:pPr>
+      <w:rPr>
+        <w:rFonts w:ascii="Wingdings" w:hAnsi="Wingdings" w:hint="default"/>
+      </w:rPr>
+    </w:lvl>
+    <w:lvl w:ilvl="6" w:tplc="280A0001" w:tentative="1">
+      <w:start w:val="1"/>
+      <w:numFmt w:val="bullet"/>
+      <w:lvlText w:val=""/>
+      <w:lvlJc w:val="left"/>
+      <w:pPr>
+        <w:ind w:left="6032" w:hanging="360"/>
+      </w:pPr>
+      <w:rPr>
+        <w:rFonts w:ascii="Symbol" w:hAnsi="Symbol" w:hint="default"/>
+      </w:rPr>
+    </w:lvl>
+    <w:lvl w:ilvl="7" w:tplc="280A0003" w:tentative="1">
+      <w:start w:val="1"/>
+      <w:numFmt w:val="bullet"/>
+      <w:lvlText w:val="o"/>
+      <w:lvlJc w:val="left"/>
+      <w:pPr>
+        <w:ind w:left="6752" w:hanging="360"/>
+      </w:pPr>
+      <w:rPr>
+        <w:rFonts w:ascii="Courier New" w:hAnsi="Courier New" w:cs="Courier New" w:hint="default"/>
+      </w:rPr>
+    </w:lvl>
+    <w:lvl w:ilvl="8" w:tplc="280A0005" w:tentative="1">
+      <w:start w:val="1"/>
+      <w:numFmt w:val="bullet"/>
+      <w:lvlText w:val=""/>
+      <w:lvlJc w:val="left"/>
+      <w:pPr>
+        <w:ind w:left="7472" w:hanging="360"/>
+      </w:pPr>
+      <w:rPr>
+        <w:rFonts w:ascii="Wingdings" w:hAnsi="Wingdings" w:hint="default"/>
+      </w:rPr>
+    </w:lvl>
+  </w:abstractNum>
+  <w:abstractNum w:abstractNumId="14" w15:restartNumberingAfterBreak="0">
     <w:nsid w:val="791451DA"/>
     <w:multiLevelType w:val="hybridMultilevel"/>
     <w:tmpl w:val="C15EB168"/>
@@ -10109,6 +10201,119 @@
       <w:lvlJc w:val="left"/>
       <w:pPr>
         <w:ind w:left="6828" w:hanging="360"/>
+      </w:pPr>
+      <w:rPr>
+        <w:rFonts w:ascii="Wingdings" w:hAnsi="Wingdings" w:hint="default"/>
+      </w:rPr>
+    </w:lvl>
+  </w:abstractNum>
+  <w:abstractNum w:abstractNumId="15" w15:restartNumberingAfterBreak="0">
+    <w:nsid w:val="7FF23C53"/>
+    <w:multiLevelType w:val="hybridMultilevel"/>
+    <w:tmpl w:val="FCAAD3F4"/>
+    <w:lvl w:ilvl="0" w:tplc="280A0001">
+      <w:start w:val="1"/>
+      <w:numFmt w:val="bullet"/>
+      <w:lvlText w:val=""/>
+      <w:lvlJc w:val="left"/>
+      <w:pPr>
+        <w:ind w:left="2074" w:hanging="360"/>
+      </w:pPr>
+      <w:rPr>
+        <w:rFonts w:ascii="Symbol" w:hAnsi="Symbol" w:hint="default"/>
+      </w:rPr>
+    </w:lvl>
+    <w:lvl w:ilvl="1" w:tplc="280A0003" w:tentative="1">
+      <w:start w:val="1"/>
+      <w:numFmt w:val="bullet"/>
+      <w:lvlText w:val="o"/>
+      <w:lvlJc w:val="left"/>
+      <w:pPr>
+        <w:ind w:left="2794" w:hanging="360"/>
+      </w:pPr>
+      <w:rPr>
+        <w:rFonts w:ascii="Courier New" w:hAnsi="Courier New" w:cs="Courier New" w:hint="default"/>
+      </w:rPr>
+    </w:lvl>
+    <w:lvl w:ilvl="2" w:tplc="280A0005" w:tentative="1">
+      <w:start w:val="1"/>
+      <w:numFmt w:val="bullet"/>
+      <w:lvlText w:val=""/>
+      <w:lvlJc w:val="left"/>
+      <w:pPr>
+        <w:ind w:left="3514" w:hanging="360"/>
+      </w:pPr>
+      <w:rPr>
+        <w:rFonts w:ascii="Wingdings" w:hAnsi="Wingdings" w:hint="default"/>
+      </w:rPr>
+    </w:lvl>
+    <w:lvl w:ilvl="3" w:tplc="280A0001" w:tentative="1">
+      <w:start w:val="1"/>
+      <w:numFmt w:val="bullet"/>
+      <w:lvlText w:val=""/>
+      <w:lvlJc w:val="left"/>
+      <w:pPr>
+        <w:ind w:left="4234" w:hanging="360"/>
+      </w:pPr>
+      <w:rPr>
+        <w:rFonts w:ascii="Symbol" w:hAnsi="Symbol" w:hint="default"/>
+      </w:rPr>
+    </w:lvl>
+    <w:lvl w:ilvl="4" w:tplc="280A0003" w:tentative="1">
+      <w:start w:val="1"/>
+      <w:numFmt w:val="bullet"/>
+      <w:lvlText w:val="o"/>
+      <w:lvlJc w:val="left"/>
+      <w:pPr>
+        <w:ind w:left="4954" w:hanging="360"/>
+      </w:pPr>
+      <w:rPr>
+        <w:rFonts w:ascii="Courier New" w:hAnsi="Courier New" w:cs="Courier New" w:hint="default"/>
+      </w:rPr>
+    </w:lvl>
+    <w:lvl w:ilvl="5" w:tplc="280A0005" w:tentative="1">
+      <w:start w:val="1"/>
+      <w:numFmt w:val="bullet"/>
+      <w:lvlText w:val=""/>
+      <w:lvlJc w:val="left"/>
+      <w:pPr>
+        <w:ind w:left="5674" w:hanging="360"/>
+      </w:pPr>
+      <w:rPr>
+        <w:rFonts w:ascii="Wingdings" w:hAnsi="Wingdings" w:hint="default"/>
+      </w:rPr>
+    </w:lvl>
+    <w:lvl w:ilvl="6" w:tplc="280A0001" w:tentative="1">
+      <w:start w:val="1"/>
+      <w:numFmt w:val="bullet"/>
+      <w:lvlText w:val=""/>
+      <w:lvlJc w:val="left"/>
+      <w:pPr>
+        <w:ind w:left="6394" w:hanging="360"/>
+      </w:pPr>
+      <w:rPr>
+        <w:rFonts w:ascii="Symbol" w:hAnsi="Symbol" w:hint="default"/>
+      </w:rPr>
+    </w:lvl>
+    <w:lvl w:ilvl="7" w:tplc="280A0003" w:tentative="1">
+      <w:start w:val="1"/>
+      <w:numFmt w:val="bullet"/>
+      <w:lvlText w:val="o"/>
+      <w:lvlJc w:val="left"/>
+      <w:pPr>
+        <w:ind w:left="7114" w:hanging="360"/>
+      </w:pPr>
+      <w:rPr>
+        <w:rFonts w:ascii="Courier New" w:hAnsi="Courier New" w:cs="Courier New" w:hint="default"/>
+      </w:rPr>
+    </w:lvl>
+    <w:lvl w:ilvl="8" w:tplc="280A0005" w:tentative="1">
+      <w:start w:val="1"/>
+      <w:numFmt w:val="bullet"/>
+      <w:lvlText w:val=""/>
+      <w:lvlJc w:val="left"/>
+      <w:pPr>
+        <w:ind w:left="7834" w:hanging="360"/>
       </w:pPr>
       <w:rPr>
         <w:rFonts w:ascii="Wingdings" w:hAnsi="Wingdings" w:hint="default"/>
@@ -10137,7 +10342,7 @@
     <w:abstractNumId w:val="8"/>
   </w:num>
   <w:num w:numId="8">
-    <w:abstractNumId w:val="13"/>
+    <w:abstractNumId w:val="14"/>
   </w:num>
   <w:num w:numId="9">
     <w:abstractNumId w:val="0"/>
@@ -10156,6 +10361,12 @@
   </w:num>
   <w:num w:numId="14">
     <w:abstractNumId w:val="5"/>
+  </w:num>
+  <w:num w:numId="15">
+    <w:abstractNumId w:val="15"/>
+  </w:num>
+  <w:num w:numId="16">
+    <w:abstractNumId w:val="13"/>
   </w:num>
   <w:numIdMacAtCleanup w:val="14"/>
 </w:numbering>
@@ -10284,6 +10495,7 @@
     <w:lsdException w:name="HTML Sample" w:semiHidden="1" w:unhideWhenUsed="1"/>
     <w:lsdException w:name="HTML Typewriter" w:semiHidden="1" w:unhideWhenUsed="1"/>
     <w:lsdException w:name="HTML Variable" w:semiHidden="1" w:unhideWhenUsed="1"/>
+    <w:lsdException w:name="Normal Table" w:semiHidden="1" w:unhideWhenUsed="1"/>
     <w:lsdException w:name="annotation subject" w:semiHidden="1" w:unhideWhenUsed="1"/>
     <w:lsdException w:name="No List" w:semiHidden="1" w:unhideWhenUsed="1"/>
     <w:lsdException w:name="Outline List 1" w:semiHidden="1" w:unhideWhenUsed="1"/>
@@ -10326,8 +10538,11 @@
     <w:lsdException w:name="Table Contemporary" w:semiHidden="1" w:unhideWhenUsed="1"/>
     <w:lsdException w:name="Table Elegant" w:semiHidden="1" w:unhideWhenUsed="1"/>
     <w:lsdException w:name="Table Professional" w:semiHidden="1" w:unhideWhenUsed="1"/>
+    <w:lsdException w:name="Table Subtle 1" w:semiHidden="1" w:unhideWhenUsed="1"/>
     <w:lsdException w:name="Table Subtle 2" w:semiHidden="1" w:unhideWhenUsed="1"/>
     <w:lsdException w:name="Table Web 1" w:semiHidden="1" w:unhideWhenUsed="1"/>
+    <w:lsdException w:name="Table Web 2" w:semiHidden="1" w:unhideWhenUsed="1"/>
+    <w:lsdException w:name="Table Web 3" w:semiHidden="1" w:unhideWhenUsed="1"/>
     <w:lsdException w:name="Balloon Text" w:semiHidden="1" w:unhideWhenUsed="1"/>
     <w:lsdException w:name="Table Grid" w:uiPriority="39"/>
     <w:lsdException w:name="Table Theme" w:semiHidden="1" w:unhideWhenUsed="1"/>
